--- a/docs/School-BPM-PRD.docx
+++ b/docs/School-BPM-PRD.docx
@@ -178,7 +178,7 @@
                 <w:sz w:val="20"/>
                 <w:szCs w:val="20"/>
               </w:rPr>
-              <w:t xml:space="preserve">1.1</w:t>
+              <w:t xml:space="preserve">1.2</w:t>
             </w:r>
           </w:p>
         </w:tc>
@@ -2334,6 +2334,146 @@
     </w:p>
     <w:p>
       <w:pPr>
+        <w:pStyle w:val="ListParagraph"/>
+        <w:numPr>
+          <w:ilvl w:val="0"/>
+          <w:numId w:val="2"/>
+        </w:numPr>
+        <w:spacing w:after="80" w:line="276"/>
+      </w:pPr>
+      <w:r>
+        <w:rPr>
+          <w:b/>
+          <w:bCs/>
+          <w:color w:val="212B36"/>
+          <w:sz w:val="21"/>
+          <w:szCs w:val="21"/>
+        </w:rPr>
+        <w:t xml:space="preserve">US-16</w:t>
+      </w:r>
+      <w:r>
+        <w:rPr>
+          <w:color w:val="212B36"/>
+          <w:sz w:val="21"/>
+          <w:szCs w:val="21"/>
+        </w:rPr>
+        <w:t xml:space="preserve"> As a school owner or administrator, I can register my school myself from the sign-in page, without having to reach the platform team first.</w:t>
+      </w:r>
+    </w:p>
+    <w:p>
+      <w:pPr>
+        <w:pStyle w:val="ListParagraph"/>
+        <w:numPr>
+          <w:ilvl w:val="0"/>
+          <w:numId w:val="2"/>
+        </w:numPr>
+        <w:spacing w:after="80" w:line="276"/>
+      </w:pPr>
+      <w:r>
+        <w:rPr>
+          <w:b/>
+          <w:bCs/>
+          <w:color w:val="212B36"/>
+          <w:sz w:val="21"/>
+          <w:szCs w:val="21"/>
+        </w:rPr>
+        <w:t xml:space="preserve">US-17</w:t>
+      </w:r>
+      <w:r>
+        <w:rPr>
+          <w:color w:val="212B36"/>
+          <w:sz w:val="21"/>
+          <w:szCs w:val="21"/>
+        </w:rPr>
+        <w:t xml:space="preserve"> As someone registering, I prove my email address with a code before I am asked anything about my school, so a stranger cannot register a school in my name.</w:t>
+      </w:r>
+    </w:p>
+    <w:p>
+      <w:pPr>
+        <w:pStyle w:val="ListParagraph"/>
+        <w:numPr>
+          <w:ilvl w:val="0"/>
+          <w:numId w:val="2"/>
+        </w:numPr>
+        <w:spacing w:after="80" w:line="276"/>
+      </w:pPr>
+      <w:r>
+        <w:rPr>
+          <w:b/>
+          <w:bCs/>
+          <w:color w:val="212B36"/>
+          <w:sz w:val="21"/>
+          <w:szCs w:val="21"/>
+        </w:rPr>
+        <w:t xml:space="preserve">US-18</w:t>
+      </w:r>
+      <w:r>
+        <w:rPr>
+          <w:color w:val="212B36"/>
+          <w:sz w:val="21"/>
+          <w:szCs w:val="21"/>
+        </w:rPr>
+        <w:t xml:space="preserve"> As the Super Admin of a school that is still pending, signing in tells me my school is not approved yet and what happens next — not a broken application.</w:t>
+      </w:r>
+    </w:p>
+    <w:p>
+      <w:pPr>
+        <w:pStyle w:val="ListParagraph"/>
+        <w:numPr>
+          <w:ilvl w:val="0"/>
+          <w:numId w:val="2"/>
+        </w:numPr>
+        <w:spacing w:after="80" w:line="276"/>
+      </w:pPr>
+      <w:r>
+        <w:rPr>
+          <w:b/>
+          <w:bCs/>
+          <w:color w:val="212B36"/>
+          <w:sz w:val="21"/>
+          <w:szCs w:val="21"/>
+        </w:rPr>
+        <w:t xml:space="preserve">US-19</w:t>
+      </w:r>
+      <w:r>
+        <w:rPr>
+          <w:color w:val="212B36"/>
+          <w:sz w:val="21"/>
+          <w:szCs w:val="21"/>
+        </w:rPr>
+        <w:t xml:space="preserve"> As a platform administrator, I see every school waiting for review with the details it gave, and can approve it or reject it with a reason.</w:t>
+      </w:r>
+    </w:p>
+    <w:p>
+      <w:pPr>
+        <w:pStyle w:val="ListParagraph"/>
+        <w:numPr>
+          <w:ilvl w:val="0"/>
+          <w:numId w:val="2"/>
+        </w:numPr>
+        <w:spacing w:after="80" w:line="276"/>
+      </w:pPr>
+      <w:r>
+        <w:rPr>
+          <w:b/>
+          <w:bCs/>
+          <w:color w:val="212B36"/>
+          <w:sz w:val="21"/>
+          <w:szCs w:val="21"/>
+        </w:rPr>
+        <w:t xml:space="preserve">US-20</w:t>
+      </w:r>
+      <w:r>
+        <w:rPr>
+          <w:color w:val="212B36"/>
+          <w:sz w:val="21"/>
+          <w:szCs w:val="21"/>
+        </w:rPr>
+        <w:t xml:space="preserve"> As a newly approved Super Admin, I am told by email that my school is live and that I can start inviting staff.</w:t>
+      </w:r>
+    </w:p>
+    <w:p>
+      <w:pPr>
         <w:pStyle w:val="Heading1"/>
       </w:pPr>
       <w:r>
@@ -2393,7 +2533,25 @@
           <w:sz w:val="21"/>
           <w:szCs w:val="21"/>
         </w:rPr>
-        <w:t xml:space="preserve"> additions covered by §7.10; the wider v1.1 scope is listed in §11.</w:t>
+        <w:t xml:space="preserve"> additions covered by §7.10, and FR-41 to FR-50 the </w:t>
+      </w:r>
+      <w:r>
+        <w:rPr>
+          <w:b/>
+          <w:bCs/>
+          <w:color w:val="212B36"/>
+          <w:sz w:val="21"/>
+          <w:szCs w:val="21"/>
+        </w:rPr>
+        <w:t xml:space="preserve">v1.2</w:t>
+      </w:r>
+      <w:r>
+        <w:rPr>
+          <w:color w:val="212B36"/>
+          <w:sz w:val="21"/>
+          <w:szCs w:val="21"/>
+        </w:rPr>
+        <w:t xml:space="preserve"> self-onboarding scope in §7.11; the wider release plan is in §11.</w:t>
       </w:r>
     </w:p>
     <w:p>
@@ -8038,217 +8196,30 @@
     </w:p>
     <w:p>
       <w:pPr>
-        <w:pStyle w:val="Heading1"/>
+        <w:pStyle w:val="Heading2"/>
       </w:pPr>
       <w:r>
         <w:rPr>
           <w:b/>
           <w:bCs/>
-          <w:color w:val="1565C0"/>
-          <w:sz w:val="30"/>
-          <w:szCs w:val="30"/>
-        </w:rPr>
-        <w:t xml:space="preserve">8. Non-functional requirements</w:t>
+          <w:color w:val="212B36"/>
+          <w:sz w:val="24"/>
+          <w:szCs w:val="24"/>
+        </w:rPr>
+        <w:t xml:space="preserve">7.11 School self-onboarding</w:t>
       </w:r>
     </w:p>
     <w:p>
       <w:pPr>
-        <w:pStyle w:val="ListParagraph"/>
-        <w:numPr>
-          <w:ilvl w:val="0"/>
-          <w:numId w:val="2"/>
-        </w:numPr>
-        <w:spacing w:after="80" w:line="276"/>
+        <w:spacing w:after="120" w:line="276"/>
       </w:pPr>
       <w:r>
         <w:rPr>
-          <w:b/>
-          <w:bCs/>
           <w:color w:val="212B36"/>
           <w:sz w:val="21"/>
           <w:szCs w:val="21"/>
         </w:rPr>
-        <w:t xml:space="preserve">Security</w:t>
-      </w:r>
-      <w:r>
-        <w:rPr>
-          <w:color w:val="212B36"/>
-          <w:sz w:val="21"/>
-          <w:szCs w:val="21"/>
-        </w:rPr>
-        <w:t xml:space="preserve"> — bcrypt (cost 10) password hashing; HS256-signed JWTs with 24-hour expiry; permissions enforced by middleware on every route; the client is never trusted for authorisation; role changes take effect on the next request.</w:t>
-      </w:r>
-    </w:p>
-    <w:p>
-      <w:pPr>
-        <w:pStyle w:val="ListParagraph"/>
-        <w:numPr>
-          <w:ilvl w:val="0"/>
-          <w:numId w:val="2"/>
-        </w:numPr>
-        <w:spacing w:after="80" w:line="276"/>
-      </w:pPr>
-      <w:r>
-        <w:rPr>
-          <w:b/>
-          <w:bCs/>
-          <w:color w:val="212B36"/>
-          <w:sz w:val="21"/>
-          <w:szCs w:val="21"/>
-        </w:rPr>
-        <w:t xml:space="preserve">Data integrity</w:t>
-      </w:r>
-      <w:r>
-        <w:rPr>
-          <w:color w:val="212B36"/>
-          <w:sz w:val="21"/>
-          <w:szCs w:val="21"/>
-        </w:rPr>
-        <w:t xml:space="preserve"> — definition snapshots on every request; atomic reference counters; deletion blocked for referenced roles/processes; deactivation instead of user deletion.</w:t>
-      </w:r>
-    </w:p>
-    <w:p>
-      <w:pPr>
-        <w:pStyle w:val="ListParagraph"/>
-        <w:numPr>
-          <w:ilvl w:val="0"/>
-          <w:numId w:val="2"/>
-        </w:numPr>
-        <w:spacing w:after="80" w:line="276"/>
-      </w:pPr>
-      <w:r>
-        <w:rPr>
-          <w:b/>
-          <w:bCs/>
-          <w:color w:val="212B36"/>
-          <w:sz w:val="21"/>
-          <w:szCs w:val="21"/>
-        </w:rPr>
-        <w:t xml:space="preserve">Usability</w:t>
-      </w:r>
-      <w:r>
-        <w:rPr>
-          <w:color w:val="212B36"/>
-          <w:sz w:val="21"/>
-          <w:szCs w:val="21"/>
-        </w:rPr>
-        <w:t xml:space="preserve"> — any process startable in ≤ 3 clicks from the dashboard; dynamic forms with inline validation; responsive layout usable from ~360 px wide.</w:t>
-      </w:r>
-    </w:p>
-    <w:p>
-      <w:pPr>
-        <w:pStyle w:val="ListParagraph"/>
-        <w:numPr>
-          <w:ilvl w:val="0"/>
-          <w:numId w:val="2"/>
-        </w:numPr>
-        <w:spacing w:after="80" w:line="276"/>
-      </w:pPr>
-      <w:r>
-        <w:rPr>
-          <w:b/>
-          <w:bCs/>
-          <w:color w:val="212B36"/>
-          <w:sz w:val="21"/>
-          <w:szCs w:val="21"/>
-        </w:rPr>
-        <w:t xml:space="preserve">Performance</w:t>
-      </w:r>
-      <w:r>
-        <w:rPr>
-          <w:color w:val="212B36"/>
-          <w:sz w:val="21"/>
-          <w:szCs w:val="21"/>
-        </w:rPr>
-        <w:t xml:space="preserve"> — p95 API response &lt; 300 ms at expected school scale (≈ 200 staff, thousands of requests per term); approval queues served by indexed queries.</w:t>
-      </w:r>
-    </w:p>
-    <w:p>
-      <w:pPr>
-        <w:pStyle w:val="ListParagraph"/>
-        <w:numPr>
-          <w:ilvl w:val="0"/>
-          <w:numId w:val="2"/>
-        </w:numPr>
-        <w:spacing w:after="80" w:line="276"/>
-      </w:pPr>
-      <w:r>
-        <w:rPr>
-          <w:b/>
-          <w:bCs/>
-          <w:color w:val="212B36"/>
-          <w:sz w:val="21"/>
-          <w:szCs w:val="21"/>
-        </w:rPr>
-        <w:t xml:space="preserve">Compatibility</w:t>
-      </w:r>
-      <w:r>
-        <w:rPr>
-          <w:color w:val="212B36"/>
-          <w:sz w:val="21"/>
-          <w:szCs w:val="21"/>
-        </w:rPr>
-        <w:t xml:space="preserve"> — evergreen desktop and mobile browsers (Chrome, Edge, Firefox, Safari).</w:t>
-      </w:r>
-    </w:p>
-    <w:p>
-      <w:pPr>
-        <w:pStyle w:val="ListParagraph"/>
-        <w:numPr>
-          <w:ilvl w:val="0"/>
-          <w:numId w:val="2"/>
-        </w:numPr>
-        <w:spacing w:after="80" w:line="276"/>
-      </w:pPr>
-      <w:r>
-        <w:rPr>
-          <w:b/>
-          <w:bCs/>
-          <w:color w:val="212B36"/>
-          <w:sz w:val="21"/>
-          <w:szCs w:val="21"/>
-        </w:rPr>
-        <w:t xml:space="preserve">Operations</w:t>
-      </w:r>
-      <w:r>
-        <w:rPr>
-          <w:color w:val="212B36"/>
-          <w:sz w:val="21"/>
-          <w:szCs w:val="21"/>
-        </w:rPr>
-        <w:t xml:space="preserve"> — stateless API (horizontally scalable); MongoDB standalone or Atlas; idempotent seed script with a </w:t>
-      </w:r>
-      <w:r>
-        <w:rPr>
-          <w:rFonts w:ascii="Consolas" w:cs="Consolas" w:eastAsia="Consolas" w:hAnsi="Consolas"/>
-          <w:color w:val="3A4750"/>
-          <w:sz w:val="19"/>
-          <w:szCs w:val="19"/>
-        </w:rPr>
-        <w:t xml:space="preserve">--fresh</w:t>
-      </w:r>
-      <w:r>
-        <w:rPr>
-          <w:color w:val="212B36"/>
-          <w:sz w:val="21"/>
-          <w:szCs w:val="21"/>
-        </w:rPr>
-        <w:t xml:space="preserve"> reset for staging environments.</w:t>
-      </w:r>
-    </w:p>
-    <w:p>
-      <w:pPr>
-        <w:pStyle w:val="Heading1"/>
-      </w:pPr>
-      <w:r>
-        <w:rPr>
-          <w:b/>
-          <w:bCs/>
-          <w:color w:val="1565C0"/>
-          <w:sz w:val="30"/>
-          <w:szCs w:val="30"/>
-        </w:rPr>
-        <w:t xml:space="preserve">9. System architecture</w:t>
+        <w:t xml:space="preserve">Until now every school arrived by the platform team creating it in the console. FR-41 to FR-50 add a public route in: a school's owner or administrator registers, proves their address, describes the school, and waits for a decision.</w:t>
       </w:r>
     </w:p>
     <w:tbl>
@@ -8302,7 +8273,7 @@
                 <w:sz w:val="20"/>
                 <w:szCs w:val="20"/>
               </w:rPr>
-              <w:t xml:space="preserve">Component</w:t>
+              <w:t xml:space="preserve">ID</w:t>
             </w:r>
           </w:p>
         </w:tc>
@@ -8336,7 +8307,7 @@
                 <w:sz w:val="20"/>
                 <w:szCs w:val="20"/>
               </w:rPr>
-              <w:t xml:space="preserve">Technology</w:t>
+              <w:t xml:space="preserve">Requirement</w:t>
             </w:r>
           </w:p>
         </w:tc>
@@ -8370,7 +8341,7 @@
                 <w:sz w:val="20"/>
                 <w:szCs w:val="20"/>
               </w:rPr>
-              <w:t xml:space="preserve">Responsibilities</w:t>
+              <w:t xml:space="preserve">Priority</w:t>
             </w:r>
           </w:p>
         </w:tc>
@@ -8403,7 +8374,7 @@
                 <w:sz w:val="20"/>
                 <w:szCs w:val="20"/>
               </w:rPr>
-              <w:t xml:space="preserve">Frontend SPA</w:t>
+              <w:t xml:space="preserve">FR-41</w:t>
             </w:r>
           </w:p>
         </w:tc>
@@ -8434,7 +8405,25 @@
                 <w:sz w:val="20"/>
                 <w:szCs w:val="20"/>
               </w:rPr>
-              <w:t xml:space="preserve">Angular 20 + Angular Material</w:t>
+              <w:t xml:space="preserve">A public registration flow, linked from the sign-in page and labelled throughout as being for </w:t>
+            </w:r>
+            <w:r>
+              <w:rPr>
+                <w:b/>
+                <w:bCs/>
+                <w:color w:val="212B36"/>
+                <w:sz w:val="20"/>
+                <w:szCs w:val="20"/>
+              </w:rPr>
+              <w:t xml:space="preserve">school owners and administrators</w:t>
+            </w:r>
+            <w:r>
+              <w:rPr>
+                <w:color w:val="212B36"/>
+                <w:sz w:val="20"/>
+                <w:szCs w:val="20"/>
+              </w:rPr>
+              <w:t xml:space="preserve">, collects the applicant's full name, work email, and a password they choose themselves</w:t>
             </w:r>
           </w:p>
         </w:tc>
@@ -8465,7 +8454,7 @@
                 <w:sz w:val="20"/>
                 <w:szCs w:val="20"/>
               </w:rPr>
-              <w:t xml:space="preserve">Permission-aware routing and menus, JWT interceptor, dynamic form renderer, admin consoles</w:t>
+              <w:t xml:space="preserve">P0</w:t>
             </w:r>
           </w:p>
         </w:tc>
@@ -8499,7 +8488,7 @@
                 <w:sz w:val="20"/>
                 <w:szCs w:val="20"/>
               </w:rPr>
-              <w:t xml:space="preserve">REST API</w:t>
+              <w:t xml:space="preserve">FR-42</w:t>
             </w:r>
           </w:p>
         </w:tc>
@@ -8531,7 +8520,25 @@
                 <w:sz w:val="20"/>
                 <w:szCs w:val="20"/>
               </w:rPr>
-              <w:t xml:space="preserve">Node.js + Express</w:t>
+              <w:t xml:space="preserve">The address is proved by a six-digit numeric code emailed to it. The code </w:t>
+            </w:r>
+            <w:r>
+              <w:rPr>
+                <w:b/>
+                <w:bCs/>
+                <w:color w:val="212B36"/>
+                <w:sz w:val="20"/>
+                <w:szCs w:val="20"/>
+              </w:rPr>
+              <w:t xml:space="preserve">expires 60 minutes</w:t>
+            </w:r>
+            <w:r>
+              <w:rPr>
+                <w:color w:val="212B36"/>
+                <w:sz w:val="20"/>
+                <w:szCs w:val="20"/>
+              </w:rPr>
+              <w:t xml:space="preserve"> after issue, allows at most 6 attempts before it is burned, is stored only as a hash, and can be replaced on request</w:t>
             </w:r>
           </w:p>
         </w:tc>
@@ -8563,7 +8570,7 @@
                 <w:sz w:val="20"/>
                 <w:szCs w:val="20"/>
               </w:rPr>
-              <w:t xml:space="preserve">Authentication, RBAC middleware, workflow engine, validation, notifications, audit</w:t>
+              <w:t xml:space="preserve">P0</w:t>
             </w:r>
           </w:p>
         </w:tc>
@@ -8596,7 +8603,7 @@
                 <w:sz w:val="20"/>
                 <w:szCs w:val="20"/>
               </w:rPr>
-              <w:t xml:space="preserve">Database</w:t>
+              <w:t xml:space="preserve">FR-43</w:t>
             </w:r>
           </w:p>
         </w:tc>
@@ -8627,7 +8634,7 @@
                 <w:sz w:val="20"/>
                 <w:szCs w:val="20"/>
               </w:rPr>
-              <w:t xml:space="preserve">MongoDB (Mongoose)</w:t>
+              <w:t xml:space="preserve">Only a verified applicant may describe their school: name, contact email, phone, street address, town/city and country are required; state/region, website and staff count are optional. The URL slug is derived from the name and de-duplicated — an administrator is never asked for one</w:t>
             </w:r>
           </w:p>
         </w:tc>
@@ -8658,7 +8665,729 @@
                 <w:sz w:val="20"/>
                 <w:szCs w:val="20"/>
               </w:rPr>
-              <w:t xml:space="preserve">Documents for users, roles, definitions, requests, notifications, audit, counters</w:t>
+              <w:t xml:space="preserve">P0</w:t>
+            </w:r>
+          </w:p>
+        </w:tc>
+      </w:tr>
+      <w:tr>
+        <w:tc>
+          <w:tcPr>
+            <w:tcW w:type="dxa" w:w="3008"/>
+            <w:tcBorders>
+              <w:top w:val="single" w:color="D7DEE6" w:sz="4"/>
+              <w:left w:val="single" w:color="D7DEE6" w:sz="4"/>
+              <w:bottom w:val="single" w:color="D7DEE6" w:sz="4"/>
+              <w:right w:val="single" w:color="D7DEE6" w:sz="4"/>
+            </w:tcBorders>
+            <w:shd w:fill="F4F7FB" w:val="clear"/>
+            <w:tcMar>
+              <w:top w:type="dxa" w:w="70"/>
+              <w:left w:type="dxa" w:w="110"/>
+              <w:bottom w:type="dxa" w:w="70"/>
+              <w:right w:type="dxa" w:w="110"/>
+            </w:tcMar>
+            <w:vAlign w:val="center"/>
+          </w:tcPr>
+          <w:p>
+            <w:pPr>
+              <w:spacing w:after="0" w:line="252"/>
+            </w:pPr>
+            <w:r>
+              <w:rPr>
+                <w:color w:val="212B36"/>
+                <w:sz w:val="20"/>
+                <w:szCs w:val="20"/>
+              </w:rPr>
+              <w:t xml:space="preserve">FR-44</w:t>
+            </w:r>
+          </w:p>
+        </w:tc>
+        <w:tc>
+          <w:tcPr>
+            <w:tcW w:type="dxa" w:w="3008"/>
+            <w:tcBorders>
+              <w:top w:val="single" w:color="D7DEE6" w:sz="4"/>
+              <w:left w:val="single" w:color="D7DEE6" w:sz="4"/>
+              <w:bottom w:val="single" w:color="D7DEE6" w:sz="4"/>
+              <w:right w:val="single" w:color="D7DEE6" w:sz="4"/>
+            </w:tcBorders>
+            <w:shd w:fill="F4F7FB" w:val="clear"/>
+            <w:tcMar>
+              <w:top w:type="dxa" w:w="70"/>
+              <w:left w:type="dxa" w:w="110"/>
+              <w:bottom w:type="dxa" w:w="70"/>
+              <w:right w:type="dxa" w:w="110"/>
+            </w:tcMar>
+            <w:vAlign w:val="center"/>
+          </w:tcPr>
+          <w:p>
+            <w:pPr>
+              <w:spacing w:after="0" w:line="252"/>
+            </w:pPr>
+            <w:r>
+              <w:rPr>
+                <w:color w:val="212B36"/>
+                <w:sz w:val="20"/>
+                <w:szCs w:val="20"/>
+              </w:rPr>
+              <w:t xml:space="preserve">Submission creates the school with status </w:t>
+            </w:r>
+            <w:r>
+              <w:rPr>
+                <w:rFonts w:ascii="Consolas" w:cs="Consolas" w:eastAsia="Consolas" w:hAnsi="Consolas"/>
+                <w:color w:val="3A4750"/>
+                <w:sz w:val="20"/>
+                <w:szCs w:val="20"/>
+              </w:rPr>
+              <w:t xml:space="preserve">pending</w:t>
+            </w:r>
+            <w:r>
+              <w:rPr>
+                <w:color w:val="212B36"/>
+                <w:sz w:val="20"/>
+                <w:szCs w:val="20"/>
+              </w:rPr>
+              <w:t xml:space="preserve">, its six default roles, and the Super Admin account holding the password chosen at registration — no temporary credential is issued, so there is nothing to force a change of at first sign-in</w:t>
+            </w:r>
+          </w:p>
+        </w:tc>
+        <w:tc>
+          <w:tcPr>
+            <w:tcW w:type="dxa" w:w="3010"/>
+            <w:tcBorders>
+              <w:top w:val="single" w:color="D7DEE6" w:sz="4"/>
+              <w:left w:val="single" w:color="D7DEE6" w:sz="4"/>
+              <w:bottom w:val="single" w:color="D7DEE6" w:sz="4"/>
+              <w:right w:val="single" w:color="D7DEE6" w:sz="4"/>
+            </w:tcBorders>
+            <w:shd w:fill="F4F7FB" w:val="clear"/>
+            <w:tcMar>
+              <w:top w:type="dxa" w:w="70"/>
+              <w:left w:type="dxa" w:w="110"/>
+              <w:bottom w:type="dxa" w:w="70"/>
+              <w:right w:type="dxa" w:w="110"/>
+            </w:tcMar>
+            <w:vAlign w:val="center"/>
+          </w:tcPr>
+          <w:p>
+            <w:pPr>
+              <w:spacing w:after="0" w:line="252"/>
+            </w:pPr>
+            <w:r>
+              <w:rPr>
+                <w:color w:val="212B36"/>
+                <w:sz w:val="20"/>
+                <w:szCs w:val="20"/>
+              </w:rPr>
+              <w:t xml:space="preserve">P0</w:t>
+            </w:r>
+          </w:p>
+        </w:tc>
+      </w:tr>
+      <w:tr>
+        <w:tc>
+          <w:tcPr>
+            <w:tcW w:type="dxa" w:w="3008"/>
+            <w:tcBorders>
+              <w:top w:val="single" w:color="D7DEE6" w:sz="4"/>
+              <w:left w:val="single" w:color="D7DEE6" w:sz="4"/>
+              <w:bottom w:val="single" w:color="D7DEE6" w:sz="4"/>
+              <w:right w:val="single" w:color="D7DEE6" w:sz="4"/>
+            </w:tcBorders>
+            <w:tcMar>
+              <w:top w:type="dxa" w:w="70"/>
+              <w:left w:type="dxa" w:w="110"/>
+              <w:bottom w:type="dxa" w:w="70"/>
+              <w:right w:type="dxa" w:w="110"/>
+            </w:tcMar>
+            <w:vAlign w:val="center"/>
+          </w:tcPr>
+          <w:p>
+            <w:pPr>
+              <w:spacing w:after="0" w:line="252"/>
+            </w:pPr>
+            <w:r>
+              <w:rPr>
+                <w:color w:val="212B36"/>
+                <w:sz w:val="20"/>
+                <w:szCs w:val="20"/>
+              </w:rPr>
+              <w:t xml:space="preserve">FR-45</w:t>
+            </w:r>
+          </w:p>
+        </w:tc>
+        <w:tc>
+          <w:tcPr>
+            <w:tcW w:type="dxa" w:w="3008"/>
+            <w:tcBorders>
+              <w:top w:val="single" w:color="D7DEE6" w:sz="4"/>
+              <w:left w:val="single" w:color="D7DEE6" w:sz="4"/>
+              <w:bottom w:val="single" w:color="D7DEE6" w:sz="4"/>
+              <w:right w:val="single" w:color="D7DEE6" w:sz="4"/>
+            </w:tcBorders>
+            <w:tcMar>
+              <w:top w:type="dxa" w:w="70"/>
+              <w:left w:type="dxa" w:w="110"/>
+              <w:bottom w:type="dxa" w:w="70"/>
+              <w:right w:type="dxa" w:w="110"/>
+            </w:tcMar>
+            <w:vAlign w:val="center"/>
+          </w:tcPr>
+          <w:p>
+            <w:pPr>
+              <w:spacing w:after="0" w:line="252"/>
+            </w:pPr>
+            <w:r>
+              <w:rPr>
+                <w:color w:val="212B36"/>
+                <w:sz w:val="20"/>
+                <w:szCs w:val="20"/>
+              </w:rPr>
+              <w:t xml:space="preserve">Starter process templates are laid down at approval, not at registration, so a school that is never approved leaves behind only the record of having asked</w:t>
+            </w:r>
+          </w:p>
+        </w:tc>
+        <w:tc>
+          <w:tcPr>
+            <w:tcW w:type="dxa" w:w="3010"/>
+            <w:tcBorders>
+              <w:top w:val="single" w:color="D7DEE6" w:sz="4"/>
+              <w:left w:val="single" w:color="D7DEE6" w:sz="4"/>
+              <w:bottom w:val="single" w:color="D7DEE6" w:sz="4"/>
+              <w:right w:val="single" w:color="D7DEE6" w:sz="4"/>
+            </w:tcBorders>
+            <w:tcMar>
+              <w:top w:type="dxa" w:w="70"/>
+              <w:left w:type="dxa" w:w="110"/>
+              <w:bottom w:type="dxa" w:w="70"/>
+              <w:right w:type="dxa" w:w="110"/>
+            </w:tcMar>
+            <w:vAlign w:val="center"/>
+          </w:tcPr>
+          <w:p>
+            <w:pPr>
+              <w:spacing w:after="0" w:line="252"/>
+            </w:pPr>
+            <w:r>
+              <w:rPr>
+                <w:color w:val="212B36"/>
+                <w:sz w:val="20"/>
+                <w:szCs w:val="20"/>
+              </w:rPr>
+              <w:t xml:space="preserve">P1</w:t>
+            </w:r>
+          </w:p>
+        </w:tc>
+      </w:tr>
+      <w:tr>
+        <w:tc>
+          <w:tcPr>
+            <w:tcW w:type="dxa" w:w="3008"/>
+            <w:tcBorders>
+              <w:top w:val="single" w:color="D7DEE6" w:sz="4"/>
+              <w:left w:val="single" w:color="D7DEE6" w:sz="4"/>
+              <w:bottom w:val="single" w:color="D7DEE6" w:sz="4"/>
+              <w:right w:val="single" w:color="D7DEE6" w:sz="4"/>
+            </w:tcBorders>
+            <w:shd w:fill="F4F7FB" w:val="clear"/>
+            <w:tcMar>
+              <w:top w:type="dxa" w:w="70"/>
+              <w:left w:type="dxa" w:w="110"/>
+              <w:bottom w:type="dxa" w:w="70"/>
+              <w:right w:type="dxa" w:w="110"/>
+            </w:tcMar>
+            <w:vAlign w:val="center"/>
+          </w:tcPr>
+          <w:p>
+            <w:pPr>
+              <w:spacing w:after="0" w:line="252"/>
+            </w:pPr>
+            <w:r>
+              <w:rPr>
+                <w:color w:val="212B36"/>
+                <w:sz w:val="20"/>
+                <w:szCs w:val="20"/>
+              </w:rPr>
+              <w:t xml:space="preserve">FR-46</w:t>
+            </w:r>
+          </w:p>
+        </w:tc>
+        <w:tc>
+          <w:tcPr>
+            <w:tcW w:type="dxa" w:w="3008"/>
+            <w:tcBorders>
+              <w:top w:val="single" w:color="D7DEE6" w:sz="4"/>
+              <w:left w:val="single" w:color="D7DEE6" w:sz="4"/>
+              <w:bottom w:val="single" w:color="D7DEE6" w:sz="4"/>
+              <w:right w:val="single" w:color="D7DEE6" w:sz="4"/>
+            </w:tcBorders>
+            <w:shd w:fill="F4F7FB" w:val="clear"/>
+            <w:tcMar>
+              <w:top w:type="dxa" w:w="70"/>
+              <w:left w:type="dxa" w:w="110"/>
+              <w:bottom w:type="dxa" w:w="70"/>
+              <w:right w:type="dxa" w:w="110"/>
+            </w:tcMar>
+            <w:vAlign w:val="center"/>
+          </w:tcPr>
+          <w:p>
+            <w:pPr>
+              <w:spacing w:after="0" w:line="252"/>
+            </w:pPr>
+            <w:r>
+              <w:rPr>
+                <w:color w:val="212B36"/>
+                <w:sz w:val="20"/>
+                <w:szCs w:val="20"/>
+              </w:rPr>
+              <w:t xml:space="preserve">The Super Admin of a pending school </w:t>
+            </w:r>
+            <w:r>
+              <w:rPr>
+                <w:b/>
+                <w:bCs/>
+                <w:color w:val="212B36"/>
+                <w:sz w:val="20"/>
+                <w:szCs w:val="20"/>
+              </w:rPr>
+              <w:t xml:space="preserve">can sign in and is shown that the school is awaiting approval</w:t>
+            </w:r>
+            <w:r>
+              <w:rPr>
+                <w:color w:val="212B36"/>
+                <w:sz w:val="20"/>
+                <w:szCs w:val="20"/>
+              </w:rPr>
+              <w:t xml:space="preserve">, with what has been done and what happens next. Every school-scoped API endpoint refuses until approval, so no user can be invited and no process started ahead of the decision</w:t>
+            </w:r>
+          </w:p>
+        </w:tc>
+        <w:tc>
+          <w:tcPr>
+            <w:tcW w:type="dxa" w:w="3010"/>
+            <w:tcBorders>
+              <w:top w:val="single" w:color="D7DEE6" w:sz="4"/>
+              <w:left w:val="single" w:color="D7DEE6" w:sz="4"/>
+              <w:bottom w:val="single" w:color="D7DEE6" w:sz="4"/>
+              <w:right w:val="single" w:color="D7DEE6" w:sz="4"/>
+            </w:tcBorders>
+            <w:shd w:fill="F4F7FB" w:val="clear"/>
+            <w:tcMar>
+              <w:top w:type="dxa" w:w="70"/>
+              <w:left w:type="dxa" w:w="110"/>
+              <w:bottom w:type="dxa" w:w="70"/>
+              <w:right w:type="dxa" w:w="110"/>
+            </w:tcMar>
+            <w:vAlign w:val="center"/>
+          </w:tcPr>
+          <w:p>
+            <w:pPr>
+              <w:spacing w:after="0" w:line="252"/>
+            </w:pPr>
+            <w:r>
+              <w:rPr>
+                <w:color w:val="212B36"/>
+                <w:sz w:val="20"/>
+                <w:szCs w:val="20"/>
+              </w:rPr>
+              <w:t xml:space="preserve">P0</w:t>
+            </w:r>
+          </w:p>
+        </w:tc>
+      </w:tr>
+      <w:tr>
+        <w:tc>
+          <w:tcPr>
+            <w:tcW w:type="dxa" w:w="3008"/>
+            <w:tcBorders>
+              <w:top w:val="single" w:color="D7DEE6" w:sz="4"/>
+              <w:left w:val="single" w:color="D7DEE6" w:sz="4"/>
+              <w:bottom w:val="single" w:color="D7DEE6" w:sz="4"/>
+              <w:right w:val="single" w:color="D7DEE6" w:sz="4"/>
+            </w:tcBorders>
+            <w:tcMar>
+              <w:top w:type="dxa" w:w="70"/>
+              <w:left w:type="dxa" w:w="110"/>
+              <w:bottom w:type="dxa" w:w="70"/>
+              <w:right w:type="dxa" w:w="110"/>
+            </w:tcMar>
+            <w:vAlign w:val="center"/>
+          </w:tcPr>
+          <w:p>
+            <w:pPr>
+              <w:spacing w:after="0" w:line="252"/>
+            </w:pPr>
+            <w:r>
+              <w:rPr>
+                <w:color w:val="212B36"/>
+                <w:sz w:val="20"/>
+                <w:szCs w:val="20"/>
+              </w:rPr>
+              <w:t xml:space="preserve">FR-47</w:t>
+            </w:r>
+          </w:p>
+        </w:tc>
+        <w:tc>
+          <w:tcPr>
+            <w:tcW w:type="dxa" w:w="3008"/>
+            <w:tcBorders>
+              <w:top w:val="single" w:color="D7DEE6" w:sz="4"/>
+              <w:left w:val="single" w:color="D7DEE6" w:sz="4"/>
+              <w:bottom w:val="single" w:color="D7DEE6" w:sz="4"/>
+              <w:right w:val="single" w:color="D7DEE6" w:sz="4"/>
+            </w:tcBorders>
+            <w:tcMar>
+              <w:top w:type="dxa" w:w="70"/>
+              <w:left w:type="dxa" w:w="110"/>
+              <w:bottom w:type="dxa" w:w="70"/>
+              <w:right w:type="dxa" w:w="110"/>
+            </w:tcMar>
+            <w:vAlign w:val="center"/>
+          </w:tcPr>
+          <w:p>
+            <w:pPr>
+              <w:spacing w:after="0" w:line="252"/>
+            </w:pPr>
+            <w:r>
+              <w:rPr>
+                <w:color w:val="212B36"/>
+                <w:sz w:val="20"/>
+                <w:szCs w:val="20"/>
+              </w:rPr>
+              <w:t xml:space="preserve">Pending registrations appear in the platform console as a review queue, each row carrying the school's submitted details and the account that registered it — approving a school is a judgement about whether the person asking speaks for it</w:t>
+            </w:r>
+          </w:p>
+        </w:tc>
+        <w:tc>
+          <w:tcPr>
+            <w:tcW w:type="dxa" w:w="3010"/>
+            <w:tcBorders>
+              <w:top w:val="single" w:color="D7DEE6" w:sz="4"/>
+              <w:left w:val="single" w:color="D7DEE6" w:sz="4"/>
+              <w:bottom w:val="single" w:color="D7DEE6" w:sz="4"/>
+              <w:right w:val="single" w:color="D7DEE6" w:sz="4"/>
+            </w:tcBorders>
+            <w:tcMar>
+              <w:top w:type="dxa" w:w="70"/>
+              <w:left w:type="dxa" w:w="110"/>
+              <w:bottom w:type="dxa" w:w="70"/>
+              <w:right w:type="dxa" w:w="110"/>
+            </w:tcMar>
+            <w:vAlign w:val="center"/>
+          </w:tcPr>
+          <w:p>
+            <w:pPr>
+              <w:spacing w:after="0" w:line="252"/>
+            </w:pPr>
+            <w:r>
+              <w:rPr>
+                <w:color w:val="212B36"/>
+                <w:sz w:val="20"/>
+                <w:szCs w:val="20"/>
+              </w:rPr>
+              <w:t xml:space="preserve">P0</w:t>
+            </w:r>
+          </w:p>
+        </w:tc>
+      </w:tr>
+      <w:tr>
+        <w:tc>
+          <w:tcPr>
+            <w:tcW w:type="dxa" w:w="3008"/>
+            <w:tcBorders>
+              <w:top w:val="single" w:color="D7DEE6" w:sz="4"/>
+              <w:left w:val="single" w:color="D7DEE6" w:sz="4"/>
+              <w:bottom w:val="single" w:color="D7DEE6" w:sz="4"/>
+              <w:right w:val="single" w:color="D7DEE6" w:sz="4"/>
+            </w:tcBorders>
+            <w:shd w:fill="F4F7FB" w:val="clear"/>
+            <w:tcMar>
+              <w:top w:type="dxa" w:w="70"/>
+              <w:left w:type="dxa" w:w="110"/>
+              <w:bottom w:type="dxa" w:w="70"/>
+              <w:right w:type="dxa" w:w="110"/>
+            </w:tcMar>
+            <w:vAlign w:val="center"/>
+          </w:tcPr>
+          <w:p>
+            <w:pPr>
+              <w:spacing w:after="0" w:line="252"/>
+            </w:pPr>
+            <w:r>
+              <w:rPr>
+                <w:color w:val="212B36"/>
+                <w:sz w:val="20"/>
+                <w:szCs w:val="20"/>
+              </w:rPr>
+              <w:t xml:space="preserve">FR-48</w:t>
+            </w:r>
+          </w:p>
+        </w:tc>
+        <w:tc>
+          <w:tcPr>
+            <w:tcW w:type="dxa" w:w="3008"/>
+            <w:tcBorders>
+              <w:top w:val="single" w:color="D7DEE6" w:sz="4"/>
+              <w:left w:val="single" w:color="D7DEE6" w:sz="4"/>
+              <w:bottom w:val="single" w:color="D7DEE6" w:sz="4"/>
+              <w:right w:val="single" w:color="D7DEE6" w:sz="4"/>
+            </w:tcBorders>
+            <w:shd w:fill="F4F7FB" w:val="clear"/>
+            <w:tcMar>
+              <w:top w:type="dxa" w:w="70"/>
+              <w:left w:type="dxa" w:w="110"/>
+              <w:bottom w:type="dxa" w:w="70"/>
+              <w:right w:type="dxa" w:w="110"/>
+            </w:tcMar>
+            <w:vAlign w:val="center"/>
+          </w:tcPr>
+          <w:p>
+            <w:pPr>
+              <w:spacing w:after="0" w:line="252"/>
+            </w:pPr>
+            <w:r>
+              <w:rPr>
+                <w:color w:val="212B36"/>
+                <w:sz w:val="20"/>
+                <w:szCs w:val="20"/>
+              </w:rPr>
+              <w:t xml:space="preserve">Approval activates the school, seeds the starter templates, and emails its Super Admin that the school is live and that they can begin inviting staff from </w:t>
+            </w:r>
+            <w:r>
+              <w:rPr>
+                <w:i/>
+                <w:iCs/>
+                <w:color w:val="212B36"/>
+                <w:sz w:val="20"/>
+                <w:szCs w:val="20"/>
+              </w:rPr>
+              <w:t xml:space="preserve">Administration → Users</w:t>
+            </w:r>
+          </w:p>
+        </w:tc>
+        <w:tc>
+          <w:tcPr>
+            <w:tcW w:type="dxa" w:w="3010"/>
+            <w:tcBorders>
+              <w:top w:val="single" w:color="D7DEE6" w:sz="4"/>
+              <w:left w:val="single" w:color="D7DEE6" w:sz="4"/>
+              <w:bottom w:val="single" w:color="D7DEE6" w:sz="4"/>
+              <w:right w:val="single" w:color="D7DEE6" w:sz="4"/>
+            </w:tcBorders>
+            <w:shd w:fill="F4F7FB" w:val="clear"/>
+            <w:tcMar>
+              <w:top w:type="dxa" w:w="70"/>
+              <w:left w:type="dxa" w:w="110"/>
+              <w:bottom w:type="dxa" w:w="70"/>
+              <w:right w:type="dxa" w:w="110"/>
+            </w:tcMar>
+            <w:vAlign w:val="center"/>
+          </w:tcPr>
+          <w:p>
+            <w:pPr>
+              <w:spacing w:after="0" w:line="252"/>
+            </w:pPr>
+            <w:r>
+              <w:rPr>
+                <w:color w:val="212B36"/>
+                <w:sz w:val="20"/>
+                <w:szCs w:val="20"/>
+              </w:rPr>
+              <w:t xml:space="preserve">P0</w:t>
+            </w:r>
+          </w:p>
+        </w:tc>
+      </w:tr>
+      <w:tr>
+        <w:tc>
+          <w:tcPr>
+            <w:tcW w:type="dxa" w:w="3008"/>
+            <w:tcBorders>
+              <w:top w:val="single" w:color="D7DEE6" w:sz="4"/>
+              <w:left w:val="single" w:color="D7DEE6" w:sz="4"/>
+              <w:bottom w:val="single" w:color="D7DEE6" w:sz="4"/>
+              <w:right w:val="single" w:color="D7DEE6" w:sz="4"/>
+            </w:tcBorders>
+            <w:tcMar>
+              <w:top w:type="dxa" w:w="70"/>
+              <w:left w:type="dxa" w:w="110"/>
+              <w:bottom w:type="dxa" w:w="70"/>
+              <w:right w:type="dxa" w:w="110"/>
+            </w:tcMar>
+            <w:vAlign w:val="center"/>
+          </w:tcPr>
+          <w:p>
+            <w:pPr>
+              <w:spacing w:after="0" w:line="252"/>
+            </w:pPr>
+            <w:r>
+              <w:rPr>
+                <w:color w:val="212B36"/>
+                <w:sz w:val="20"/>
+                <w:szCs w:val="20"/>
+              </w:rPr>
+              <w:t xml:space="preserve">FR-49</w:t>
+            </w:r>
+          </w:p>
+        </w:tc>
+        <w:tc>
+          <w:tcPr>
+            <w:tcW w:type="dxa" w:w="3008"/>
+            <w:tcBorders>
+              <w:top w:val="single" w:color="D7DEE6" w:sz="4"/>
+              <w:left w:val="single" w:color="D7DEE6" w:sz="4"/>
+              <w:bottom w:val="single" w:color="D7DEE6" w:sz="4"/>
+              <w:right w:val="single" w:color="D7DEE6" w:sz="4"/>
+            </w:tcBorders>
+            <w:tcMar>
+              <w:top w:type="dxa" w:w="70"/>
+              <w:left w:type="dxa" w:w="110"/>
+              <w:bottom w:type="dxa" w:w="70"/>
+              <w:right w:type="dxa" w:w="110"/>
+            </w:tcMar>
+            <w:vAlign w:val="center"/>
+          </w:tcPr>
+          <w:p>
+            <w:pPr>
+              <w:spacing w:after="0" w:line="252"/>
+            </w:pPr>
+            <w:r>
+              <w:rPr>
+                <w:color w:val="212B36"/>
+                <w:sz w:val="20"/>
+                <w:szCs w:val="20"/>
+              </w:rPr>
+              <w:t xml:space="preserve">Rejection requires a reason, which is emailed to the applicant and shown when they sign in. The account and the school row survive, so a decision can be reversed without registering again</w:t>
+            </w:r>
+          </w:p>
+        </w:tc>
+        <w:tc>
+          <w:tcPr>
+            <w:tcW w:type="dxa" w:w="3010"/>
+            <w:tcBorders>
+              <w:top w:val="single" w:color="D7DEE6" w:sz="4"/>
+              <w:left w:val="single" w:color="D7DEE6" w:sz="4"/>
+              <w:bottom w:val="single" w:color="D7DEE6" w:sz="4"/>
+              <w:right w:val="single" w:color="D7DEE6" w:sz="4"/>
+            </w:tcBorders>
+            <w:tcMar>
+              <w:top w:type="dxa" w:w="70"/>
+              <w:left w:type="dxa" w:w="110"/>
+              <w:bottom w:type="dxa" w:w="70"/>
+              <w:right w:type="dxa" w:w="110"/>
+            </w:tcMar>
+            <w:vAlign w:val="center"/>
+          </w:tcPr>
+          <w:p>
+            <w:pPr>
+              <w:spacing w:after="0" w:line="252"/>
+            </w:pPr>
+            <w:r>
+              <w:rPr>
+                <w:color w:val="212B36"/>
+                <w:sz w:val="20"/>
+                <w:szCs w:val="20"/>
+              </w:rPr>
+              <w:t xml:space="preserve">P1</w:t>
+            </w:r>
+          </w:p>
+        </w:tc>
+      </w:tr>
+      <w:tr>
+        <w:tc>
+          <w:tcPr>
+            <w:tcW w:type="dxa" w:w="3008"/>
+            <w:tcBorders>
+              <w:top w:val="single" w:color="D7DEE6" w:sz="4"/>
+              <w:left w:val="single" w:color="D7DEE6" w:sz="4"/>
+              <w:bottom w:val="single" w:color="D7DEE6" w:sz="4"/>
+              <w:right w:val="single" w:color="D7DEE6" w:sz="4"/>
+            </w:tcBorders>
+            <w:shd w:fill="F4F7FB" w:val="clear"/>
+            <w:tcMar>
+              <w:top w:type="dxa" w:w="70"/>
+              <w:left w:type="dxa" w:w="110"/>
+              <w:bottom w:type="dxa" w:w="70"/>
+              <w:right w:type="dxa" w:w="110"/>
+            </w:tcMar>
+            <w:vAlign w:val="center"/>
+          </w:tcPr>
+          <w:p>
+            <w:pPr>
+              <w:spacing w:after="0" w:line="252"/>
+            </w:pPr>
+            <w:r>
+              <w:rPr>
+                <w:color w:val="212B36"/>
+                <w:sz w:val="20"/>
+                <w:szCs w:val="20"/>
+              </w:rPr>
+              <w:t xml:space="preserve">FR-50</w:t>
+            </w:r>
+          </w:p>
+        </w:tc>
+        <w:tc>
+          <w:tcPr>
+            <w:tcW w:type="dxa" w:w="3008"/>
+            <w:tcBorders>
+              <w:top w:val="single" w:color="D7DEE6" w:sz="4"/>
+              <w:left w:val="single" w:color="D7DEE6" w:sz="4"/>
+              <w:bottom w:val="single" w:color="D7DEE6" w:sz="4"/>
+              <w:right w:val="single" w:color="D7DEE6" w:sz="4"/>
+            </w:tcBorders>
+            <w:shd w:fill="F4F7FB" w:val="clear"/>
+            <w:tcMar>
+              <w:top w:type="dxa" w:w="70"/>
+              <w:left w:type="dxa" w:w="110"/>
+              <w:bottom w:type="dxa" w:w="70"/>
+              <w:right w:type="dxa" w:w="110"/>
+            </w:tcMar>
+            <w:vAlign w:val="center"/>
+          </w:tcPr>
+          <w:p>
+            <w:pPr>
+              <w:spacing w:after="0" w:line="252"/>
+            </w:pPr>
+            <w:r>
+              <w:rPr>
+                <w:color w:val="212B36"/>
+                <w:sz w:val="20"/>
+                <w:szCs w:val="20"/>
+              </w:rPr>
+              <w:t xml:space="preserve">Registration endpoints are rate-limited per email address and per IP. Abandoned registrations are swept after seven days; converted ones are kept as the record of how that school arrived</w:t>
+            </w:r>
+          </w:p>
+        </w:tc>
+        <w:tc>
+          <w:tcPr>
+            <w:tcW w:type="dxa" w:w="3010"/>
+            <w:tcBorders>
+              <w:top w:val="single" w:color="D7DEE6" w:sz="4"/>
+              <w:left w:val="single" w:color="D7DEE6" w:sz="4"/>
+              <w:bottom w:val="single" w:color="D7DEE6" w:sz="4"/>
+              <w:right w:val="single" w:color="D7DEE6" w:sz="4"/>
+            </w:tcBorders>
+            <w:shd w:fill="F4F7FB" w:val="clear"/>
+            <w:tcMar>
+              <w:top w:type="dxa" w:w="70"/>
+              <w:left w:type="dxa" w:w="110"/>
+              <w:bottom w:type="dxa" w:w="70"/>
+              <w:right w:type="dxa" w:w="110"/>
+            </w:tcMar>
+            <w:vAlign w:val="center"/>
+          </w:tcPr>
+          <w:p>
+            <w:pPr>
+              <w:spacing w:after="0" w:line="252"/>
+            </w:pPr>
+            <w:r>
+              <w:rPr>
+                <w:color w:val="212B36"/>
+                <w:sz w:val="20"/>
+                <w:szCs w:val="20"/>
+              </w:rPr>
+              <w:t xml:space="preserve">P1</w:t>
             </w:r>
           </w:p>
         </w:tc>
@@ -8681,7 +9410,7 @@
           <w:sz w:val="21"/>
           <w:szCs w:val="21"/>
         </w:rPr>
-        <w:t xml:space="preserve">Collections:</w:t>
+        <w:t xml:space="preserve">Review state is not suspension.</w:t>
       </w:r>
       <w:r>
         <w:rPr>
@@ -8689,7 +9418,7 @@
           <w:sz w:val="21"/>
           <w:szCs w:val="21"/>
         </w:rPr>
-        <w:t xml:space="preserve"> </w:t>
+        <w:t xml:space="preserve"> A school carries a </w:t>
       </w:r>
       <w:r>
         <w:rPr>
@@ -8698,7 +9427,7 @@
           <w:sz w:val="19"/>
           <w:szCs w:val="19"/>
         </w:rPr>
-        <w:t xml:space="preserve">users</w:t>
+        <w:t xml:space="preserve">status</w:t>
       </w:r>
       <w:r>
         <w:rPr>
@@ -8706,7 +9435,7 @@
           <w:sz w:val="21"/>
           <w:szCs w:val="21"/>
         </w:rPr>
-        <w:t xml:space="preserve">, </w:t>
+        <w:t xml:space="preserve"> of </w:t>
       </w:r>
       <w:r>
         <w:rPr>
@@ -8715,7 +9444,7 @@
           <w:sz w:val="19"/>
           <w:szCs w:val="19"/>
         </w:rPr>
-        <w:t xml:space="preserve">roles</w:t>
+        <w:t xml:space="preserve">pending</w:t>
       </w:r>
       <w:r>
         <w:rPr>
@@ -8732,7 +9461,7 @@
           <w:sz w:val="19"/>
           <w:szCs w:val="19"/>
         </w:rPr>
-        <w:t xml:space="preserve">processdefinitions</w:t>
+        <w:t xml:space="preserve">approved</w:t>
       </w:r>
       <w:r>
         <w:rPr>
@@ -8740,7 +9469,7 @@
           <w:sz w:val="21"/>
           <w:szCs w:val="21"/>
         </w:rPr>
-        <w:t xml:space="preserve">, </w:t>
+        <w:t xml:space="preserve"> or </w:t>
       </w:r>
       <w:r>
         <w:rPr>
@@ -8749,7 +9478,7 @@
           <w:sz w:val="19"/>
           <w:szCs w:val="19"/>
         </w:rPr>
-        <w:t xml:space="preserve">processinstances</w:t>
+        <w:t xml:space="preserve">rejected</w:t>
       </w:r>
       <w:r>
         <w:rPr>
@@ -8757,7 +9486,7 @@
           <w:sz w:val="21"/>
           <w:szCs w:val="21"/>
         </w:rPr>
-        <w:t xml:space="preserve"> (definition snapshot, form data, current step, current approver roles, history), </w:t>
+        <w:t xml:space="preserve"> alongside the existing </w:t>
       </w:r>
       <w:r>
         <w:rPr>
@@ -8766,7 +9495,7 @@
           <w:sz w:val="19"/>
           <w:szCs w:val="19"/>
         </w:rPr>
-        <w:t xml:space="preserve">notifications</w:t>
+        <w:t xml:space="preserve">active</w:t>
       </w:r>
       <w:r>
         <w:rPr>
@@ -8774,7 +9503,7 @@
           <w:sz w:val="21"/>
           <w:szCs w:val="21"/>
         </w:rPr>
-        <w:t xml:space="preserve">, </w:t>
+        <w:t xml:space="preserve"> flag. </w:t>
       </w:r>
       <w:r>
         <w:rPr>
@@ -8783,7 +9512,7 @@
           <w:sz w:val="19"/>
           <w:szCs w:val="19"/>
         </w:rPr>
-        <w:t xml:space="preserve">auditlogs</w:t>
+        <w:t xml:space="preserve">status</w:t>
       </w:r>
       <w:r>
         <w:rPr>
@@ -8791,7 +9520,7 @@
           <w:sz w:val="21"/>
           <w:szCs w:val="21"/>
         </w:rPr>
-        <w:t xml:space="preserve">, </w:t>
+        <w:t xml:space="preserve"> is the decision on whether the tenant should exist; </w:t>
       </w:r>
       <w:r>
         <w:rPr>
@@ -8800,7 +9529,7 @@
           <w:sz w:val="19"/>
           <w:szCs w:val="19"/>
         </w:rPr>
-        <w:t xml:space="preserve">counters</w:t>
+        <w:t xml:space="preserve">active</w:t>
       </w:r>
       <w:r>
         <w:rPr>
@@ -8808,7 +9537,24 @@
           <w:sz w:val="21"/>
           <w:szCs w:val="21"/>
         </w:rPr>
-        <w:t xml:space="preserve">.</w:t>
+        <w:t xml:space="preserve"> is the platform suspending one it already approved. Schools created in the console are </w:t>
+      </w:r>
+      <w:r>
+        <w:rPr>
+          <w:rFonts w:ascii="Consolas" w:cs="Consolas" w:eastAsia="Consolas" w:hAnsi="Consolas"/>
+          <w:color w:val="3A4750"/>
+          <w:sz w:val="19"/>
+          <w:szCs w:val="19"/>
+        </w:rPr>
+        <w:t xml:space="preserve">approved</w:t>
+      </w:r>
+      <w:r>
+        <w:rPr>
+          <w:color w:val="212B36"/>
+          <w:sz w:val="21"/>
+          <w:szCs w:val="21"/>
+        </w:rPr>
+        <w:t xml:space="preserve"> from birth, which is also the default, so every school that predates this feature keeps working untouched.</w:t>
       </w:r>
     </w:p>
     <w:p>
@@ -8823,7 +9569,7 @@
           <w:sz w:val="21"/>
           <w:szCs w:val="21"/>
         </w:rPr>
-        <w:t xml:space="preserve">API surface:</w:t>
+        <w:t xml:space="preserve">On address enumeration.</w:t>
       </w:r>
       <w:r>
         <w:rPr>
@@ -8831,7 +9577,7 @@
           <w:sz w:val="21"/>
           <w:szCs w:val="21"/>
         </w:rPr>
-        <w:t xml:space="preserve"> </w:t>
+        <w:t xml:space="preserve"> Unlike </w:t>
       </w:r>
       <w:r>
         <w:rPr>
@@ -8840,7 +9586,7 @@
           <w:sz w:val="19"/>
           <w:szCs w:val="19"/>
         </w:rPr>
-        <w:t xml:space="preserve">/api/auth</w:t>
+        <w:t xml:space="preserve">POST /auth/forgot-password</w:t>
       </w:r>
       <w:r>
         <w:rPr>
@@ -8848,7 +9594,190 @@
           <w:sz w:val="21"/>
           <w:szCs w:val="21"/>
         </w:rPr>
-        <w:t xml:space="preserve">, </w:t>
+        <w:t xml:space="preserve">, registration says plainly when an address already has an account. A signup form that answers "check your email" for an address that will never receive a code traps the honest majority — someone who forgot they already have an account — and the code step that follows makes the pretence impossible to sustain. The rate limits in FR-50 are what stop the endpoint becoming a bulk address oracle.</w:t>
+      </w:r>
+    </w:p>
+    <w:p>
+      <w:pPr>
+        <w:pStyle w:val="Heading1"/>
+      </w:pPr>
+      <w:r>
+        <w:rPr>
+          <w:b/>
+          <w:bCs/>
+          <w:color w:val="1565C0"/>
+          <w:sz w:val="30"/>
+          <w:szCs w:val="30"/>
+        </w:rPr>
+        <w:t xml:space="preserve">8. Non-functional requirements</w:t>
+      </w:r>
+    </w:p>
+    <w:p>
+      <w:pPr>
+        <w:pStyle w:val="ListParagraph"/>
+        <w:numPr>
+          <w:ilvl w:val="0"/>
+          <w:numId w:val="2"/>
+        </w:numPr>
+        <w:spacing w:after="80" w:line="276"/>
+      </w:pPr>
+      <w:r>
+        <w:rPr>
+          <w:b/>
+          <w:bCs/>
+          <w:color w:val="212B36"/>
+          <w:sz w:val="21"/>
+          <w:szCs w:val="21"/>
+        </w:rPr>
+        <w:t xml:space="preserve">Security</w:t>
+      </w:r>
+      <w:r>
+        <w:rPr>
+          <w:color w:val="212B36"/>
+          <w:sz w:val="21"/>
+          <w:szCs w:val="21"/>
+        </w:rPr>
+        <w:t xml:space="preserve"> — bcrypt (cost 10) password hashing; HS256-signed JWTs with 24-hour expiry; permissions enforced by middleware on every route; the client is never trusted for authorisation; role changes take effect on the next request. Signup codes and reset tokens are stored as SHA-256 hashes and never in the clear; the public registration endpoints are rate-limited per address and per IP, and a verification code is burned after six wrong guesses.</w:t>
+      </w:r>
+    </w:p>
+    <w:p>
+      <w:pPr>
+        <w:pStyle w:val="ListParagraph"/>
+        <w:numPr>
+          <w:ilvl w:val="0"/>
+          <w:numId w:val="2"/>
+        </w:numPr>
+        <w:spacing w:after="80" w:line="276"/>
+      </w:pPr>
+      <w:r>
+        <w:rPr>
+          <w:b/>
+          <w:bCs/>
+          <w:color w:val="212B36"/>
+          <w:sz w:val="21"/>
+          <w:szCs w:val="21"/>
+        </w:rPr>
+        <w:t xml:space="preserve">Data integrity</w:t>
+      </w:r>
+      <w:r>
+        <w:rPr>
+          <w:color w:val="212B36"/>
+          <w:sz w:val="21"/>
+          <w:szCs w:val="21"/>
+        </w:rPr>
+        <w:t xml:space="preserve"> — definition snapshots on every request; atomic reference counters; deletion blocked for referenced roles/processes; deactivation instead of user deletion.</w:t>
+      </w:r>
+    </w:p>
+    <w:p>
+      <w:pPr>
+        <w:pStyle w:val="ListParagraph"/>
+        <w:numPr>
+          <w:ilvl w:val="0"/>
+          <w:numId w:val="2"/>
+        </w:numPr>
+        <w:spacing w:after="80" w:line="276"/>
+      </w:pPr>
+      <w:r>
+        <w:rPr>
+          <w:b/>
+          <w:bCs/>
+          <w:color w:val="212B36"/>
+          <w:sz w:val="21"/>
+          <w:szCs w:val="21"/>
+        </w:rPr>
+        <w:t xml:space="preserve">Usability</w:t>
+      </w:r>
+      <w:r>
+        <w:rPr>
+          <w:color w:val="212B36"/>
+          <w:sz w:val="21"/>
+          <w:szCs w:val="21"/>
+        </w:rPr>
+        <w:t xml:space="preserve"> — any process startable in ≤ 3 clicks from the dashboard; dynamic forms with inline validation; responsive layout usable from ~360 px wide.</w:t>
+      </w:r>
+    </w:p>
+    <w:p>
+      <w:pPr>
+        <w:pStyle w:val="ListParagraph"/>
+        <w:numPr>
+          <w:ilvl w:val="0"/>
+          <w:numId w:val="2"/>
+        </w:numPr>
+        <w:spacing w:after="80" w:line="276"/>
+      </w:pPr>
+      <w:r>
+        <w:rPr>
+          <w:b/>
+          <w:bCs/>
+          <w:color w:val="212B36"/>
+          <w:sz w:val="21"/>
+          <w:szCs w:val="21"/>
+        </w:rPr>
+        <w:t xml:space="preserve">Performance</w:t>
+      </w:r>
+      <w:r>
+        <w:rPr>
+          <w:color w:val="212B36"/>
+          <w:sz w:val="21"/>
+          <w:szCs w:val="21"/>
+        </w:rPr>
+        <w:t xml:space="preserve"> — p95 API response &lt; 300 ms at expected school scale (≈ 200 staff, thousands of requests per term); approval queues served by indexed queries.</w:t>
+      </w:r>
+    </w:p>
+    <w:p>
+      <w:pPr>
+        <w:pStyle w:val="ListParagraph"/>
+        <w:numPr>
+          <w:ilvl w:val="0"/>
+          <w:numId w:val="2"/>
+        </w:numPr>
+        <w:spacing w:after="80" w:line="276"/>
+      </w:pPr>
+      <w:r>
+        <w:rPr>
+          <w:b/>
+          <w:bCs/>
+          <w:color w:val="212B36"/>
+          <w:sz w:val="21"/>
+          <w:szCs w:val="21"/>
+        </w:rPr>
+        <w:t xml:space="preserve">Compatibility</w:t>
+      </w:r>
+      <w:r>
+        <w:rPr>
+          <w:color w:val="212B36"/>
+          <w:sz w:val="21"/>
+          <w:szCs w:val="21"/>
+        </w:rPr>
+        <w:t xml:space="preserve"> — evergreen desktop and mobile browsers (Chrome, Edge, Firefox, Safari).</w:t>
+      </w:r>
+    </w:p>
+    <w:p>
+      <w:pPr>
+        <w:pStyle w:val="ListParagraph"/>
+        <w:numPr>
+          <w:ilvl w:val="0"/>
+          <w:numId w:val="2"/>
+        </w:numPr>
+        <w:spacing w:after="80" w:line="276"/>
+      </w:pPr>
+      <w:r>
+        <w:rPr>
+          <w:b/>
+          <w:bCs/>
+          <w:color w:val="212B36"/>
+          <w:sz w:val="21"/>
+          <w:szCs w:val="21"/>
+        </w:rPr>
+        <w:t xml:space="preserve">Operations</w:t>
+      </w:r>
+      <w:r>
+        <w:rPr>
+          <w:color w:val="212B36"/>
+          <w:sz w:val="21"/>
+          <w:szCs w:val="21"/>
+        </w:rPr>
+        <w:t xml:space="preserve"> — stateless API (horizontally scalable); MongoDB standalone or Atlas; idempotent seed script with a </w:t>
       </w:r>
       <w:r>
         <w:rPr>
@@ -8857,7 +9786,7 @@
           <w:sz w:val="19"/>
           <w:szCs w:val="19"/>
         </w:rPr>
-        <w:t xml:space="preserve">/api/users</w:t>
+        <w:t xml:space="preserve">--fresh</w:t>
       </w:r>
       <w:r>
         <w:rPr>
@@ -8865,7 +9794,463 @@
           <w:sz w:val="21"/>
           <w:szCs w:val="21"/>
         </w:rPr>
-        <w:t xml:space="preserve">, </w:t>
+        <w:t xml:space="preserve"> reset for staging environments.</w:t>
+      </w:r>
+    </w:p>
+    <w:p>
+      <w:pPr>
+        <w:pStyle w:val="Heading1"/>
+      </w:pPr>
+      <w:r>
+        <w:rPr>
+          <w:b/>
+          <w:bCs/>
+          <w:color w:val="1565C0"/>
+          <w:sz w:val="30"/>
+          <w:szCs w:val="30"/>
+        </w:rPr>
+        <w:t xml:space="preserve">9. System architecture</w:t>
+      </w:r>
+    </w:p>
+    <w:tbl>
+      <w:tblPr>
+        <w:tblW w:type="dxa" w:w="9026"/>
+        <w:tblBorders>
+          <w:top w:val="single" w:color="auto" w:sz="4"/>
+          <w:left w:val="single" w:color="auto" w:sz="4"/>
+          <w:bottom w:val="single" w:color="auto" w:sz="4"/>
+          <w:right w:val="single" w:color="auto" w:sz="4"/>
+          <w:insideH w:val="single" w:color="auto" w:sz="4"/>
+          <w:insideV w:val="single" w:color="auto" w:sz="4"/>
+        </w:tblBorders>
+      </w:tblPr>
+      <w:tblGrid>
+        <w:gridCol w:w="3008"/>
+        <w:gridCol w:w="3008"/>
+        <w:gridCol w:w="3010"/>
+      </w:tblGrid>
+      <w:tr>
+        <w:trPr>
+          <w:tblHeader/>
+        </w:trPr>
+        <w:tc>
+          <w:tcPr>
+            <w:tcW w:type="dxa" w:w="3008"/>
+            <w:tcBorders>
+              <w:top w:val="single" w:color="D7DEE6" w:sz="4"/>
+              <w:left w:val="single" w:color="D7DEE6" w:sz="4"/>
+              <w:bottom w:val="single" w:color="D7DEE6" w:sz="4"/>
+              <w:right w:val="single" w:color="D7DEE6" w:sz="4"/>
+            </w:tcBorders>
+            <w:shd w:fill="1565C0" w:val="clear"/>
+            <w:tcMar>
+              <w:top w:type="dxa" w:w="70"/>
+              <w:left w:type="dxa" w:w="110"/>
+              <w:bottom w:type="dxa" w:w="70"/>
+              <w:right w:type="dxa" w:w="110"/>
+            </w:tcMar>
+            <w:vAlign w:val="center"/>
+          </w:tcPr>
+          <w:p>
+            <w:pPr>
+              <w:spacing w:after="0" w:line="252"/>
+            </w:pPr>
+            <w:r>
+              <w:rPr>
+                <w:b/>
+                <w:bCs/>
+                <w:color w:val="FFFFFF"/>
+                <w:sz w:val="20"/>
+                <w:szCs w:val="20"/>
+              </w:rPr>
+              <w:t xml:space="preserve">Component</w:t>
+            </w:r>
+          </w:p>
+        </w:tc>
+        <w:tc>
+          <w:tcPr>
+            <w:tcW w:type="dxa" w:w="3008"/>
+            <w:tcBorders>
+              <w:top w:val="single" w:color="D7DEE6" w:sz="4"/>
+              <w:left w:val="single" w:color="D7DEE6" w:sz="4"/>
+              <w:bottom w:val="single" w:color="D7DEE6" w:sz="4"/>
+              <w:right w:val="single" w:color="D7DEE6" w:sz="4"/>
+            </w:tcBorders>
+            <w:shd w:fill="1565C0" w:val="clear"/>
+            <w:tcMar>
+              <w:top w:type="dxa" w:w="70"/>
+              <w:left w:type="dxa" w:w="110"/>
+              <w:bottom w:type="dxa" w:w="70"/>
+              <w:right w:type="dxa" w:w="110"/>
+            </w:tcMar>
+            <w:vAlign w:val="center"/>
+          </w:tcPr>
+          <w:p>
+            <w:pPr>
+              <w:spacing w:after="0" w:line="252"/>
+            </w:pPr>
+            <w:r>
+              <w:rPr>
+                <w:b/>
+                <w:bCs/>
+                <w:color w:val="FFFFFF"/>
+                <w:sz w:val="20"/>
+                <w:szCs w:val="20"/>
+              </w:rPr>
+              <w:t xml:space="preserve">Technology</w:t>
+            </w:r>
+          </w:p>
+        </w:tc>
+        <w:tc>
+          <w:tcPr>
+            <w:tcW w:type="dxa" w:w="3010"/>
+            <w:tcBorders>
+              <w:top w:val="single" w:color="D7DEE6" w:sz="4"/>
+              <w:left w:val="single" w:color="D7DEE6" w:sz="4"/>
+              <w:bottom w:val="single" w:color="D7DEE6" w:sz="4"/>
+              <w:right w:val="single" w:color="D7DEE6" w:sz="4"/>
+            </w:tcBorders>
+            <w:shd w:fill="1565C0" w:val="clear"/>
+            <w:tcMar>
+              <w:top w:type="dxa" w:w="70"/>
+              <w:left w:type="dxa" w:w="110"/>
+              <w:bottom w:type="dxa" w:w="70"/>
+              <w:right w:type="dxa" w:w="110"/>
+            </w:tcMar>
+            <w:vAlign w:val="center"/>
+          </w:tcPr>
+          <w:p>
+            <w:pPr>
+              <w:spacing w:after="0" w:line="252"/>
+            </w:pPr>
+            <w:r>
+              <w:rPr>
+                <w:b/>
+                <w:bCs/>
+                <w:color w:val="FFFFFF"/>
+                <w:sz w:val="20"/>
+                <w:szCs w:val="20"/>
+              </w:rPr>
+              <w:t xml:space="preserve">Responsibilities</w:t>
+            </w:r>
+          </w:p>
+        </w:tc>
+      </w:tr>
+      <w:tr>
+        <w:tc>
+          <w:tcPr>
+            <w:tcW w:type="dxa" w:w="3008"/>
+            <w:tcBorders>
+              <w:top w:val="single" w:color="D7DEE6" w:sz="4"/>
+              <w:left w:val="single" w:color="D7DEE6" w:sz="4"/>
+              <w:bottom w:val="single" w:color="D7DEE6" w:sz="4"/>
+              <w:right w:val="single" w:color="D7DEE6" w:sz="4"/>
+            </w:tcBorders>
+            <w:tcMar>
+              <w:top w:type="dxa" w:w="70"/>
+              <w:left w:type="dxa" w:w="110"/>
+              <w:bottom w:type="dxa" w:w="70"/>
+              <w:right w:type="dxa" w:w="110"/>
+            </w:tcMar>
+            <w:vAlign w:val="center"/>
+          </w:tcPr>
+          <w:p>
+            <w:pPr>
+              <w:spacing w:after="0" w:line="252"/>
+            </w:pPr>
+            <w:r>
+              <w:rPr>
+                <w:color w:val="212B36"/>
+                <w:sz w:val="20"/>
+                <w:szCs w:val="20"/>
+              </w:rPr>
+              <w:t xml:space="preserve">Frontend SPA</w:t>
+            </w:r>
+          </w:p>
+        </w:tc>
+        <w:tc>
+          <w:tcPr>
+            <w:tcW w:type="dxa" w:w="3008"/>
+            <w:tcBorders>
+              <w:top w:val="single" w:color="D7DEE6" w:sz="4"/>
+              <w:left w:val="single" w:color="D7DEE6" w:sz="4"/>
+              <w:bottom w:val="single" w:color="D7DEE6" w:sz="4"/>
+              <w:right w:val="single" w:color="D7DEE6" w:sz="4"/>
+            </w:tcBorders>
+            <w:tcMar>
+              <w:top w:type="dxa" w:w="70"/>
+              <w:left w:type="dxa" w:w="110"/>
+              <w:bottom w:type="dxa" w:w="70"/>
+              <w:right w:type="dxa" w:w="110"/>
+            </w:tcMar>
+            <w:vAlign w:val="center"/>
+          </w:tcPr>
+          <w:p>
+            <w:pPr>
+              <w:spacing w:after="0" w:line="252"/>
+            </w:pPr>
+            <w:r>
+              <w:rPr>
+                <w:color w:val="212B36"/>
+                <w:sz w:val="20"/>
+                <w:szCs w:val="20"/>
+              </w:rPr>
+              <w:t xml:space="preserve">Angular 20 + Angular Material</w:t>
+            </w:r>
+          </w:p>
+        </w:tc>
+        <w:tc>
+          <w:tcPr>
+            <w:tcW w:type="dxa" w:w="3010"/>
+            <w:tcBorders>
+              <w:top w:val="single" w:color="D7DEE6" w:sz="4"/>
+              <w:left w:val="single" w:color="D7DEE6" w:sz="4"/>
+              <w:bottom w:val="single" w:color="D7DEE6" w:sz="4"/>
+              <w:right w:val="single" w:color="D7DEE6" w:sz="4"/>
+            </w:tcBorders>
+            <w:tcMar>
+              <w:top w:type="dxa" w:w="70"/>
+              <w:left w:type="dxa" w:w="110"/>
+              <w:bottom w:type="dxa" w:w="70"/>
+              <w:right w:type="dxa" w:w="110"/>
+            </w:tcMar>
+            <w:vAlign w:val="center"/>
+          </w:tcPr>
+          <w:p>
+            <w:pPr>
+              <w:spacing w:after="0" w:line="252"/>
+            </w:pPr>
+            <w:r>
+              <w:rPr>
+                <w:color w:val="212B36"/>
+                <w:sz w:val="20"/>
+                <w:szCs w:val="20"/>
+              </w:rPr>
+              <w:t xml:space="preserve">Permission-aware routing and menus, JWT interceptor, dynamic form renderer, admin consoles</w:t>
+            </w:r>
+          </w:p>
+        </w:tc>
+      </w:tr>
+      <w:tr>
+        <w:tc>
+          <w:tcPr>
+            <w:tcW w:type="dxa" w:w="3008"/>
+            <w:tcBorders>
+              <w:top w:val="single" w:color="D7DEE6" w:sz="4"/>
+              <w:left w:val="single" w:color="D7DEE6" w:sz="4"/>
+              <w:bottom w:val="single" w:color="D7DEE6" w:sz="4"/>
+              <w:right w:val="single" w:color="D7DEE6" w:sz="4"/>
+            </w:tcBorders>
+            <w:shd w:fill="F4F7FB" w:val="clear"/>
+            <w:tcMar>
+              <w:top w:type="dxa" w:w="70"/>
+              <w:left w:type="dxa" w:w="110"/>
+              <w:bottom w:type="dxa" w:w="70"/>
+              <w:right w:type="dxa" w:w="110"/>
+            </w:tcMar>
+            <w:vAlign w:val="center"/>
+          </w:tcPr>
+          <w:p>
+            <w:pPr>
+              <w:spacing w:after="0" w:line="252"/>
+            </w:pPr>
+            <w:r>
+              <w:rPr>
+                <w:color w:val="212B36"/>
+                <w:sz w:val="20"/>
+                <w:szCs w:val="20"/>
+              </w:rPr>
+              <w:t xml:space="preserve">REST API</w:t>
+            </w:r>
+          </w:p>
+        </w:tc>
+        <w:tc>
+          <w:tcPr>
+            <w:tcW w:type="dxa" w:w="3008"/>
+            <w:tcBorders>
+              <w:top w:val="single" w:color="D7DEE6" w:sz="4"/>
+              <w:left w:val="single" w:color="D7DEE6" w:sz="4"/>
+              <w:bottom w:val="single" w:color="D7DEE6" w:sz="4"/>
+              <w:right w:val="single" w:color="D7DEE6" w:sz="4"/>
+            </w:tcBorders>
+            <w:shd w:fill="F4F7FB" w:val="clear"/>
+            <w:tcMar>
+              <w:top w:type="dxa" w:w="70"/>
+              <w:left w:type="dxa" w:w="110"/>
+              <w:bottom w:type="dxa" w:w="70"/>
+              <w:right w:type="dxa" w:w="110"/>
+            </w:tcMar>
+            <w:vAlign w:val="center"/>
+          </w:tcPr>
+          <w:p>
+            <w:pPr>
+              <w:spacing w:after="0" w:line="252"/>
+            </w:pPr>
+            <w:r>
+              <w:rPr>
+                <w:color w:val="212B36"/>
+                <w:sz w:val="20"/>
+                <w:szCs w:val="20"/>
+              </w:rPr>
+              <w:t xml:space="preserve">Node.js + Express</w:t>
+            </w:r>
+          </w:p>
+        </w:tc>
+        <w:tc>
+          <w:tcPr>
+            <w:tcW w:type="dxa" w:w="3010"/>
+            <w:tcBorders>
+              <w:top w:val="single" w:color="D7DEE6" w:sz="4"/>
+              <w:left w:val="single" w:color="D7DEE6" w:sz="4"/>
+              <w:bottom w:val="single" w:color="D7DEE6" w:sz="4"/>
+              <w:right w:val="single" w:color="D7DEE6" w:sz="4"/>
+            </w:tcBorders>
+            <w:shd w:fill="F4F7FB" w:val="clear"/>
+            <w:tcMar>
+              <w:top w:type="dxa" w:w="70"/>
+              <w:left w:type="dxa" w:w="110"/>
+              <w:bottom w:type="dxa" w:w="70"/>
+              <w:right w:type="dxa" w:w="110"/>
+            </w:tcMar>
+            <w:vAlign w:val="center"/>
+          </w:tcPr>
+          <w:p>
+            <w:pPr>
+              <w:spacing w:after="0" w:line="252"/>
+            </w:pPr>
+            <w:r>
+              <w:rPr>
+                <w:color w:val="212B36"/>
+                <w:sz w:val="20"/>
+                <w:szCs w:val="20"/>
+              </w:rPr>
+              <w:t xml:space="preserve">Authentication, RBAC middleware, workflow engine, validation, notifications, audit</w:t>
+            </w:r>
+          </w:p>
+        </w:tc>
+      </w:tr>
+      <w:tr>
+        <w:tc>
+          <w:tcPr>
+            <w:tcW w:type="dxa" w:w="3008"/>
+            <w:tcBorders>
+              <w:top w:val="single" w:color="D7DEE6" w:sz="4"/>
+              <w:left w:val="single" w:color="D7DEE6" w:sz="4"/>
+              <w:bottom w:val="single" w:color="D7DEE6" w:sz="4"/>
+              <w:right w:val="single" w:color="D7DEE6" w:sz="4"/>
+            </w:tcBorders>
+            <w:tcMar>
+              <w:top w:type="dxa" w:w="70"/>
+              <w:left w:type="dxa" w:w="110"/>
+              <w:bottom w:type="dxa" w:w="70"/>
+              <w:right w:type="dxa" w:w="110"/>
+            </w:tcMar>
+            <w:vAlign w:val="center"/>
+          </w:tcPr>
+          <w:p>
+            <w:pPr>
+              <w:spacing w:after="0" w:line="252"/>
+            </w:pPr>
+            <w:r>
+              <w:rPr>
+                <w:color w:val="212B36"/>
+                <w:sz w:val="20"/>
+                <w:szCs w:val="20"/>
+              </w:rPr>
+              <w:t xml:space="preserve">Database</w:t>
+            </w:r>
+          </w:p>
+        </w:tc>
+        <w:tc>
+          <w:tcPr>
+            <w:tcW w:type="dxa" w:w="3008"/>
+            <w:tcBorders>
+              <w:top w:val="single" w:color="D7DEE6" w:sz="4"/>
+              <w:left w:val="single" w:color="D7DEE6" w:sz="4"/>
+              <w:bottom w:val="single" w:color="D7DEE6" w:sz="4"/>
+              <w:right w:val="single" w:color="D7DEE6" w:sz="4"/>
+            </w:tcBorders>
+            <w:tcMar>
+              <w:top w:type="dxa" w:w="70"/>
+              <w:left w:type="dxa" w:w="110"/>
+              <w:bottom w:type="dxa" w:w="70"/>
+              <w:right w:type="dxa" w:w="110"/>
+            </w:tcMar>
+            <w:vAlign w:val="center"/>
+          </w:tcPr>
+          <w:p>
+            <w:pPr>
+              <w:spacing w:after="0" w:line="252"/>
+            </w:pPr>
+            <w:r>
+              <w:rPr>
+                <w:color w:val="212B36"/>
+                <w:sz w:val="20"/>
+                <w:szCs w:val="20"/>
+              </w:rPr>
+              <w:t xml:space="preserve">MongoDB (Mongoose)</w:t>
+            </w:r>
+          </w:p>
+        </w:tc>
+        <w:tc>
+          <w:tcPr>
+            <w:tcW w:type="dxa" w:w="3010"/>
+            <w:tcBorders>
+              <w:top w:val="single" w:color="D7DEE6" w:sz="4"/>
+              <w:left w:val="single" w:color="D7DEE6" w:sz="4"/>
+              <w:bottom w:val="single" w:color="D7DEE6" w:sz="4"/>
+              <w:right w:val="single" w:color="D7DEE6" w:sz="4"/>
+            </w:tcBorders>
+            <w:tcMar>
+              <w:top w:type="dxa" w:w="70"/>
+              <w:left w:type="dxa" w:w="110"/>
+              <w:bottom w:type="dxa" w:w="70"/>
+              <w:right w:type="dxa" w:w="110"/>
+            </w:tcMar>
+            <w:vAlign w:val="center"/>
+          </w:tcPr>
+          <w:p>
+            <w:pPr>
+              <w:spacing w:after="0" w:line="252"/>
+            </w:pPr>
+            <w:r>
+              <w:rPr>
+                <w:color w:val="212B36"/>
+                <w:sz w:val="20"/>
+                <w:szCs w:val="20"/>
+              </w:rPr>
+              <w:t xml:space="preserve">Documents for users, roles, definitions, requests, notifications, audit, counters</w:t>
+            </w:r>
+          </w:p>
+        </w:tc>
+      </w:tr>
+    </w:tbl>
+    <w:p>
+      <w:pPr>
+        <w:spacing w:after="140"/>
+      </w:pPr>
+    </w:p>
+    <w:p>
+      <w:pPr>
+        <w:spacing w:after="120" w:line="276"/>
+      </w:pPr>
+      <w:r>
+        <w:rPr>
+          <w:b/>
+          <w:bCs/>
+          <w:color w:val="212B36"/>
+          <w:sz w:val="21"/>
+          <w:szCs w:val="21"/>
+        </w:rPr>
+        <w:t xml:space="preserve">Collections:</w:t>
+      </w:r>
+      <w:r>
+        <w:rPr>
+          <w:color w:val="212B36"/>
+          <w:sz w:val="21"/>
+          <w:szCs w:val="21"/>
+        </w:rPr>
+        <w:t xml:space="preserve"> </w:t>
       </w:r>
       <w:r>
         <w:rPr>
@@ -8874,7 +10259,7 @@
           <w:sz w:val="19"/>
           <w:szCs w:val="19"/>
         </w:rPr>
-        <w:t xml:space="preserve">/api/roles</w:t>
+        <w:t xml:space="preserve">schools</w:t>
       </w:r>
       <w:r>
         <w:rPr>
@@ -8882,7 +10267,7 @@
           <w:sz w:val="21"/>
           <w:szCs w:val="21"/>
         </w:rPr>
-        <w:t xml:space="preserve"> (+ permission catalogue), </w:t>
+        <w:t xml:space="preserve"> (name, slug, contact details, review </w:t>
       </w:r>
       <w:r>
         <w:rPr>
@@ -8891,7 +10276,7 @@
           <w:sz w:val="19"/>
           <w:szCs w:val="19"/>
         </w:rPr>
-        <w:t xml:space="preserve">/api/definitions</w:t>
+        <w:t xml:space="preserve">status</w:t>
       </w:r>
       <w:r>
         <w:rPr>
@@ -8908,7 +10293,7 @@
           <w:sz w:val="19"/>
           <w:szCs w:val="19"/>
         </w:rPr>
-        <w:t xml:space="preserve">/api/instances</w:t>
+        <w:t xml:space="preserve">active</w:t>
       </w:r>
       <w:r>
         <w:rPr>
@@ -8916,7 +10301,7 @@
           <w:sz w:val="21"/>
           <w:szCs w:val="21"/>
         </w:rPr>
-        <w:t xml:space="preserve"> (+ </w:t>
+        <w:t xml:space="preserve">), </w:t>
       </w:r>
       <w:r>
         <w:rPr>
@@ -8925,7 +10310,7 @@
           <w:sz w:val="19"/>
           <w:szCs w:val="19"/>
         </w:rPr>
-        <w:t xml:space="preserve">/mine</w:t>
+        <w:t xml:space="preserve">schoolsignups</w:t>
       </w:r>
       <w:r>
         <w:rPr>
@@ -8933,7 +10318,7 @@
           <w:sz w:val="21"/>
           <w:szCs w:val="21"/>
         </w:rPr>
-        <w:t xml:space="preserve">, </w:t>
+        <w:t xml:space="preserve"> (a registration in progress: hashed password, hashed verification code and its expiry, hashed step token), </w:t>
       </w:r>
       <w:r>
         <w:rPr>
@@ -8942,7 +10327,7 @@
           <w:sz w:val="19"/>
           <w:szCs w:val="19"/>
         </w:rPr>
-        <w:t xml:space="preserve">/tasks</w:t>
+        <w:t xml:space="preserve">users</w:t>
       </w:r>
       <w:r>
         <w:rPr>
@@ -8959,7 +10344,7 @@
           <w:sz w:val="19"/>
           <w:szCs w:val="19"/>
         </w:rPr>
-        <w:t xml:space="preserve">/:id/action</w:t>
+        <w:t xml:space="preserve">roles</w:t>
       </w:r>
       <w:r>
         <w:rPr>
@@ -8976,7 +10361,7 @@
           <w:sz w:val="19"/>
           <w:szCs w:val="19"/>
         </w:rPr>
-        <w:t xml:space="preserve">/:id/resubmit</w:t>
+        <w:t xml:space="preserve">processdefinitions</w:t>
       </w:r>
       <w:r>
         <w:rPr>
@@ -8984,7 +10369,7 @@
           <w:sz w:val="21"/>
           <w:szCs w:val="21"/>
         </w:rPr>
-        <w:t xml:space="preserve">), </w:t>
+        <w:t xml:space="preserve">, </w:t>
       </w:r>
       <w:r>
         <w:rPr>
@@ -8993,7 +10378,421 @@
           <w:sz w:val="19"/>
           <w:szCs w:val="19"/>
         </w:rPr>
+        <w:t xml:space="preserve">processinstances</w:t>
+      </w:r>
+      <w:r>
+        <w:rPr>
+          <w:color w:val="212B36"/>
+          <w:sz w:val="21"/>
+          <w:szCs w:val="21"/>
+        </w:rPr>
+        <w:t xml:space="preserve"> (definition snapshot, form data, current step, current approver roles, history), </w:t>
+      </w:r>
+      <w:r>
+        <w:rPr>
+          <w:rFonts w:ascii="Consolas" w:cs="Consolas" w:eastAsia="Consolas" w:hAnsi="Consolas"/>
+          <w:color w:val="3A4750"/>
+          <w:sz w:val="19"/>
+          <w:szCs w:val="19"/>
+        </w:rPr>
+        <w:t xml:space="preserve">notifications</w:t>
+      </w:r>
+      <w:r>
+        <w:rPr>
+          <w:color w:val="212B36"/>
+          <w:sz w:val="21"/>
+          <w:szCs w:val="21"/>
+        </w:rPr>
+        <w:t xml:space="preserve">, </w:t>
+      </w:r>
+      <w:r>
+        <w:rPr>
+          <w:rFonts w:ascii="Consolas" w:cs="Consolas" w:eastAsia="Consolas" w:hAnsi="Consolas"/>
+          <w:color w:val="3A4750"/>
+          <w:sz w:val="19"/>
+          <w:szCs w:val="19"/>
+        </w:rPr>
+        <w:t xml:space="preserve">emailoutboxes</w:t>
+      </w:r>
+      <w:r>
+        <w:rPr>
+          <w:color w:val="212B36"/>
+          <w:sz w:val="21"/>
+          <w:szCs w:val="21"/>
+        </w:rPr>
+        <w:t xml:space="preserve">, </w:t>
+      </w:r>
+      <w:r>
+        <w:rPr>
+          <w:rFonts w:ascii="Consolas" w:cs="Consolas" w:eastAsia="Consolas" w:hAnsi="Consolas"/>
+          <w:color w:val="3A4750"/>
+          <w:sz w:val="19"/>
+          <w:szCs w:val="19"/>
+        </w:rPr>
+        <w:t xml:space="preserve">passwordresets</w:t>
+      </w:r>
+      <w:r>
+        <w:rPr>
+          <w:color w:val="212B36"/>
+          <w:sz w:val="21"/>
+          <w:szCs w:val="21"/>
+        </w:rPr>
+        <w:t xml:space="preserve">, </w:t>
+      </w:r>
+      <w:r>
+        <w:rPr>
+          <w:rFonts w:ascii="Consolas" w:cs="Consolas" w:eastAsia="Consolas" w:hAnsi="Consolas"/>
+          <w:color w:val="3A4750"/>
+          <w:sz w:val="19"/>
+          <w:szCs w:val="19"/>
+        </w:rPr>
+        <w:t xml:space="preserve">auditlogs</w:t>
+      </w:r>
+      <w:r>
+        <w:rPr>
+          <w:color w:val="212B36"/>
+          <w:sz w:val="21"/>
+          <w:szCs w:val="21"/>
+        </w:rPr>
+        <w:t xml:space="preserve">, </w:t>
+      </w:r>
+      <w:r>
+        <w:rPr>
+          <w:rFonts w:ascii="Consolas" w:cs="Consolas" w:eastAsia="Consolas" w:hAnsi="Consolas"/>
+          <w:color w:val="3A4750"/>
+          <w:sz w:val="19"/>
+          <w:szCs w:val="19"/>
+        </w:rPr>
+        <w:t xml:space="preserve">counters</w:t>
+      </w:r>
+      <w:r>
+        <w:rPr>
+          <w:color w:val="212B36"/>
+          <w:sz w:val="21"/>
+          <w:szCs w:val="21"/>
+        </w:rPr>
+        <w:t xml:space="preserve">.</w:t>
+      </w:r>
+    </w:p>
+    <w:p>
+      <w:pPr>
+        <w:spacing w:after="120" w:line="276"/>
+      </w:pPr>
+      <w:r>
+        <w:rPr>
+          <w:b/>
+          <w:bCs/>
+          <w:color w:val="212B36"/>
+          <w:sz w:val="21"/>
+          <w:szCs w:val="21"/>
+        </w:rPr>
+        <w:t xml:space="preserve">API surface:</w:t>
+      </w:r>
+      <w:r>
+        <w:rPr>
+          <w:color w:val="212B36"/>
+          <w:sz w:val="21"/>
+          <w:szCs w:val="21"/>
+        </w:rPr>
+        <w:t xml:space="preserve"> </w:t>
+      </w:r>
+      <w:r>
+        <w:rPr>
+          <w:rFonts w:ascii="Consolas" w:cs="Consolas" w:eastAsia="Consolas" w:hAnsi="Consolas"/>
+          <w:color w:val="3A4750"/>
+          <w:sz w:val="19"/>
+          <w:szCs w:val="19"/>
+        </w:rPr>
+        <w:t xml:space="preserve">/api/auth</w:t>
+      </w:r>
+      <w:r>
+        <w:rPr>
+          <w:color w:val="212B36"/>
+          <w:sz w:val="21"/>
+          <w:szCs w:val="21"/>
+        </w:rPr>
+        <w:t xml:space="preserve">, </w:t>
+      </w:r>
+      <w:r>
+        <w:rPr>
+          <w:rFonts w:ascii="Consolas" w:cs="Consolas" w:eastAsia="Consolas" w:hAnsi="Consolas"/>
+          <w:color w:val="3A4750"/>
+          <w:sz w:val="19"/>
+          <w:szCs w:val="19"/>
+        </w:rPr>
+        <w:t xml:space="preserve">/api/signup</w:t>
+      </w:r>
+      <w:r>
+        <w:rPr>
+          <w:color w:val="212B36"/>
+          <w:sz w:val="21"/>
+          <w:szCs w:val="21"/>
+        </w:rPr>
+        <w:t xml:space="preserve"> (+ </w:t>
+      </w:r>
+      <w:r>
+        <w:rPr>
+          <w:rFonts w:ascii="Consolas" w:cs="Consolas" w:eastAsia="Consolas" w:hAnsi="Consolas"/>
+          <w:color w:val="3A4750"/>
+          <w:sz w:val="19"/>
+          <w:szCs w:val="19"/>
+        </w:rPr>
+        <w:t xml:space="preserve">/verify</w:t>
+      </w:r>
+      <w:r>
+        <w:rPr>
+          <w:color w:val="212B36"/>
+          <w:sz w:val="21"/>
+          <w:szCs w:val="21"/>
+        </w:rPr>
+        <w:t xml:space="preserve">, </w:t>
+      </w:r>
+      <w:r>
+        <w:rPr>
+          <w:rFonts w:ascii="Consolas" w:cs="Consolas" w:eastAsia="Consolas" w:hAnsi="Consolas"/>
+          <w:color w:val="3A4750"/>
+          <w:sz w:val="19"/>
+          <w:szCs w:val="19"/>
+        </w:rPr>
+        <w:t xml:space="preserve">/resend</w:t>
+      </w:r>
+      <w:r>
+        <w:rPr>
+          <w:color w:val="212B36"/>
+          <w:sz w:val="21"/>
+          <w:szCs w:val="21"/>
+        </w:rPr>
+        <w:t xml:space="preserve">, </w:t>
+      </w:r>
+      <w:r>
+        <w:rPr>
+          <w:rFonts w:ascii="Consolas" w:cs="Consolas" w:eastAsia="Consolas" w:hAnsi="Consolas"/>
+          <w:color w:val="3A4750"/>
+          <w:sz w:val="19"/>
+          <w:szCs w:val="19"/>
+        </w:rPr>
+        <w:t xml:space="preserve">/school</w:t>
+      </w:r>
+      <w:r>
+        <w:rPr>
+          <w:color w:val="212B36"/>
+          <w:sz w:val="21"/>
+          <w:szCs w:val="21"/>
+        </w:rPr>
+        <w:t xml:space="preserve"> — the only unauthenticated write path besides sign-in and password reset), </w:t>
+      </w:r>
+      <w:r>
+        <w:rPr>
+          <w:rFonts w:ascii="Consolas" w:cs="Consolas" w:eastAsia="Consolas" w:hAnsi="Consolas"/>
+          <w:color w:val="3A4750"/>
+          <w:sz w:val="19"/>
+          <w:szCs w:val="19"/>
+        </w:rPr>
+        <w:t xml:space="preserve">/api/schools</w:t>
+      </w:r>
+      <w:r>
+        <w:rPr>
+          <w:color w:val="212B36"/>
+          <w:sz w:val="21"/>
+          <w:szCs w:val="21"/>
+        </w:rPr>
+        <w:t xml:space="preserve"> (+ </w:t>
+      </w:r>
+      <w:r>
+        <w:rPr>
+          <w:rFonts w:ascii="Consolas" w:cs="Consolas" w:eastAsia="Consolas" w:hAnsi="Consolas"/>
+          <w:color w:val="3A4750"/>
+          <w:sz w:val="19"/>
+          <w:szCs w:val="19"/>
+        </w:rPr>
+        <w:t xml:space="preserve">/:id/approve</w:t>
+      </w:r>
+      <w:r>
+        <w:rPr>
+          <w:color w:val="212B36"/>
+          <w:sz w:val="21"/>
+          <w:szCs w:val="21"/>
+        </w:rPr>
+        <w:t xml:space="preserve">, </w:t>
+      </w:r>
+      <w:r>
+        <w:rPr>
+          <w:rFonts w:ascii="Consolas" w:cs="Consolas" w:eastAsia="Consolas" w:hAnsi="Consolas"/>
+          <w:color w:val="3A4750"/>
+          <w:sz w:val="19"/>
+          <w:szCs w:val="19"/>
+        </w:rPr>
+        <w:t xml:space="preserve">/:id/reject</w:t>
+      </w:r>
+      <w:r>
+        <w:rPr>
+          <w:color w:val="212B36"/>
+          <w:sz w:val="21"/>
+          <w:szCs w:val="21"/>
+        </w:rPr>
+        <w:t xml:space="preserve"> — platform admin only), </w:t>
+      </w:r>
+      <w:r>
+        <w:rPr>
+          <w:rFonts w:ascii="Consolas" w:cs="Consolas" w:eastAsia="Consolas" w:hAnsi="Consolas"/>
+          <w:color w:val="3A4750"/>
+          <w:sz w:val="19"/>
+          <w:szCs w:val="19"/>
+        </w:rPr>
+        <w:t xml:space="preserve">/api/users</w:t>
+      </w:r>
+      <w:r>
+        <w:rPr>
+          <w:color w:val="212B36"/>
+          <w:sz w:val="21"/>
+          <w:szCs w:val="21"/>
+        </w:rPr>
+        <w:t xml:space="preserve">, </w:t>
+      </w:r>
+      <w:r>
+        <w:rPr>
+          <w:rFonts w:ascii="Consolas" w:cs="Consolas" w:eastAsia="Consolas" w:hAnsi="Consolas"/>
+          <w:color w:val="3A4750"/>
+          <w:sz w:val="19"/>
+          <w:szCs w:val="19"/>
+        </w:rPr>
+        <w:t xml:space="preserve">/api/roles</w:t>
+      </w:r>
+      <w:r>
+        <w:rPr>
+          <w:color w:val="212B36"/>
+          <w:sz w:val="21"/>
+          <w:szCs w:val="21"/>
+        </w:rPr>
+        <w:t xml:space="preserve"> (+ permission catalogue), </w:t>
+      </w:r>
+      <w:r>
+        <w:rPr>
+          <w:rFonts w:ascii="Consolas" w:cs="Consolas" w:eastAsia="Consolas" w:hAnsi="Consolas"/>
+          <w:color w:val="3A4750"/>
+          <w:sz w:val="19"/>
+          <w:szCs w:val="19"/>
+        </w:rPr>
+        <w:t xml:space="preserve">/api/definitions</w:t>
+      </w:r>
+      <w:r>
+        <w:rPr>
+          <w:color w:val="212B36"/>
+          <w:sz w:val="21"/>
+          <w:szCs w:val="21"/>
+        </w:rPr>
+        <w:t xml:space="preserve">, </w:t>
+      </w:r>
+      <w:r>
+        <w:rPr>
+          <w:rFonts w:ascii="Consolas" w:cs="Consolas" w:eastAsia="Consolas" w:hAnsi="Consolas"/>
+          <w:color w:val="3A4750"/>
+          <w:sz w:val="19"/>
+          <w:szCs w:val="19"/>
+        </w:rPr>
+        <w:t xml:space="preserve">/api/instances</w:t>
+      </w:r>
+      <w:r>
+        <w:rPr>
+          <w:color w:val="212B36"/>
+          <w:sz w:val="21"/>
+          <w:szCs w:val="21"/>
+        </w:rPr>
+        <w:t xml:space="preserve"> (+ </w:t>
+      </w:r>
+      <w:r>
+        <w:rPr>
+          <w:rFonts w:ascii="Consolas" w:cs="Consolas" w:eastAsia="Consolas" w:hAnsi="Consolas"/>
+          <w:color w:val="3A4750"/>
+          <w:sz w:val="19"/>
+          <w:szCs w:val="19"/>
+        </w:rPr>
+        <w:t xml:space="preserve">/mine</w:t>
+      </w:r>
+      <w:r>
+        <w:rPr>
+          <w:color w:val="212B36"/>
+          <w:sz w:val="21"/>
+          <w:szCs w:val="21"/>
+        </w:rPr>
+        <w:t xml:space="preserve">, </w:t>
+      </w:r>
+      <w:r>
+        <w:rPr>
+          <w:rFonts w:ascii="Consolas" w:cs="Consolas" w:eastAsia="Consolas" w:hAnsi="Consolas"/>
+          <w:color w:val="3A4750"/>
+          <w:sz w:val="19"/>
+          <w:szCs w:val="19"/>
+        </w:rPr>
+        <w:t xml:space="preserve">/tasks</w:t>
+      </w:r>
+      <w:r>
+        <w:rPr>
+          <w:color w:val="212B36"/>
+          <w:sz w:val="21"/>
+          <w:szCs w:val="21"/>
+        </w:rPr>
+        <w:t xml:space="preserve">, </w:t>
+      </w:r>
+      <w:r>
+        <w:rPr>
+          <w:rFonts w:ascii="Consolas" w:cs="Consolas" w:eastAsia="Consolas" w:hAnsi="Consolas"/>
+          <w:color w:val="3A4750"/>
+          <w:sz w:val="19"/>
+          <w:szCs w:val="19"/>
+        </w:rPr>
+        <w:t xml:space="preserve">/:id/action</w:t>
+      </w:r>
+      <w:r>
+        <w:rPr>
+          <w:color w:val="212B36"/>
+          <w:sz w:val="21"/>
+          <w:szCs w:val="21"/>
+        </w:rPr>
+        <w:t xml:space="preserve">, </w:t>
+      </w:r>
+      <w:r>
+        <w:rPr>
+          <w:rFonts w:ascii="Consolas" w:cs="Consolas" w:eastAsia="Consolas" w:hAnsi="Consolas"/>
+          <w:color w:val="3A4750"/>
+          <w:sz w:val="19"/>
+          <w:szCs w:val="19"/>
+        </w:rPr>
+        <w:t xml:space="preserve">/:id/resubmit</w:t>
+      </w:r>
+      <w:r>
+        <w:rPr>
+          <w:color w:val="212B36"/>
+          <w:sz w:val="21"/>
+          <w:szCs w:val="21"/>
+        </w:rPr>
+        <w:t xml:space="preserve">), </w:t>
+      </w:r>
+      <w:r>
+        <w:rPr>
+          <w:rFonts w:ascii="Consolas" w:cs="Consolas" w:eastAsia="Consolas" w:hAnsi="Consolas"/>
+          <w:color w:val="3A4750"/>
+          <w:sz w:val="19"/>
+          <w:szCs w:val="19"/>
+        </w:rPr>
         <w:t xml:space="preserve">/api/notifications</w:t>
+      </w:r>
+      <w:r>
+        <w:rPr>
+          <w:color w:val="212B36"/>
+          <w:sz w:val="21"/>
+          <w:szCs w:val="21"/>
+        </w:rPr>
+        <w:t xml:space="preserve">, </w:t>
+      </w:r>
+      <w:r>
+        <w:rPr>
+          <w:rFonts w:ascii="Consolas" w:cs="Consolas" w:eastAsia="Consolas" w:hAnsi="Consolas"/>
+          <w:color w:val="3A4750"/>
+          <w:sz w:val="19"/>
+          <w:szCs w:val="19"/>
+        </w:rPr>
+        <w:t xml:space="preserve">/api/emails</w:t>
       </w:r>
       <w:r>
         <w:rPr>
@@ -12191,7 +13990,7 @@
                 <w:sz w:val="20"/>
                 <w:szCs w:val="20"/>
               </w:rPr>
-              <w:t xml:space="preserve">Parallel approvers and conditional branches; SLA timers, reminders, escalation; approval delegation</w:t>
+              <w:t xml:space="preserve">School self-onboarding: public registration for owners/administrators, email verification by expiring OTP, platform review queue with approve/reject (FR-41 to FR-50, §7.11)</w:t>
             </w:r>
           </w:p>
         </w:tc>
@@ -12223,7 +14022,7 @@
                 <w:sz w:val="20"/>
                 <w:szCs w:val="20"/>
               </w:rPr>
-              <w:t xml:space="preserve">Planned</w:t>
+              <w:t xml:space="preserve">In progress</w:t>
             </w:r>
           </w:p>
         </w:tc>
@@ -12256,6 +14055,102 @@
                 <w:sz w:val="20"/>
                 <w:szCs w:val="20"/>
               </w:rPr>
+              <w:t xml:space="preserve">v1.3</w:t>
+            </w:r>
+          </w:p>
+        </w:tc>
+        <w:tc>
+          <w:tcPr>
+            <w:tcW w:type="dxa" w:w="3008"/>
+            <w:tcBorders>
+              <w:top w:val="single" w:color="D7DEE6" w:sz="4"/>
+              <w:left w:val="single" w:color="D7DEE6" w:sz="4"/>
+              <w:bottom w:val="single" w:color="D7DEE6" w:sz="4"/>
+              <w:right w:val="single" w:color="D7DEE6" w:sz="4"/>
+            </w:tcBorders>
+            <w:tcMar>
+              <w:top w:type="dxa" w:w="70"/>
+              <w:left w:type="dxa" w:w="110"/>
+              <w:bottom w:type="dxa" w:w="70"/>
+              <w:right w:type="dxa" w:w="110"/>
+            </w:tcMar>
+            <w:vAlign w:val="center"/>
+          </w:tcPr>
+          <w:p>
+            <w:pPr>
+              <w:spacing w:after="0" w:line="252"/>
+            </w:pPr>
+            <w:r>
+              <w:rPr>
+                <w:color w:val="212B36"/>
+                <w:sz w:val="20"/>
+                <w:szCs w:val="20"/>
+              </w:rPr>
+              <w:t xml:space="preserve">Parallel approvers and conditional branches; SLA timers, reminders, escalation; approval delegation</w:t>
+            </w:r>
+          </w:p>
+        </w:tc>
+        <w:tc>
+          <w:tcPr>
+            <w:tcW w:type="dxa" w:w="3010"/>
+            <w:tcBorders>
+              <w:top w:val="single" w:color="D7DEE6" w:sz="4"/>
+              <w:left w:val="single" w:color="D7DEE6" w:sz="4"/>
+              <w:bottom w:val="single" w:color="D7DEE6" w:sz="4"/>
+              <w:right w:val="single" w:color="D7DEE6" w:sz="4"/>
+            </w:tcBorders>
+            <w:tcMar>
+              <w:top w:type="dxa" w:w="70"/>
+              <w:left w:type="dxa" w:w="110"/>
+              <w:bottom w:type="dxa" w:w="70"/>
+              <w:right w:type="dxa" w:w="110"/>
+            </w:tcMar>
+            <w:vAlign w:val="center"/>
+          </w:tcPr>
+          <w:p>
+            <w:pPr>
+              <w:spacing w:after="0" w:line="252"/>
+            </w:pPr>
+            <w:r>
+              <w:rPr>
+                <w:color w:val="212B36"/>
+                <w:sz w:val="20"/>
+                <w:szCs w:val="20"/>
+              </w:rPr>
+              <w:t xml:space="preserve">Planned</w:t>
+            </w:r>
+          </w:p>
+        </w:tc>
+      </w:tr>
+      <w:tr>
+        <w:tc>
+          <w:tcPr>
+            <w:tcW w:type="dxa" w:w="3008"/>
+            <w:tcBorders>
+              <w:top w:val="single" w:color="D7DEE6" w:sz="4"/>
+              <w:left w:val="single" w:color="D7DEE6" w:sz="4"/>
+              <w:bottom w:val="single" w:color="D7DEE6" w:sz="4"/>
+              <w:right w:val="single" w:color="D7DEE6" w:sz="4"/>
+            </w:tcBorders>
+            <w:shd w:fill="F4F7FB" w:val="clear"/>
+            <w:tcMar>
+              <w:top w:type="dxa" w:w="70"/>
+              <w:left w:type="dxa" w:w="110"/>
+              <w:bottom w:type="dxa" w:w="70"/>
+              <w:right w:type="dxa" w:w="110"/>
+            </w:tcMar>
+            <w:vAlign w:val="center"/>
+          </w:tcPr>
+          <w:p>
+            <w:pPr>
+              <w:spacing w:after="0" w:line="252"/>
+            </w:pPr>
+            <w:r>
+              <w:rPr>
+                <w:color w:val="212B36"/>
+                <w:sz w:val="20"/>
+                <w:szCs w:val="20"/>
+              </w:rPr>
               <w:t xml:space="preserve">v2.0</w:t>
             </w:r>
           </w:p>
@@ -12269,25 +14164,26 @@
               <w:bottom w:val="single" w:color="D7DEE6" w:sz="4"/>
               <w:right w:val="single" w:color="D7DEE6" w:sz="4"/>
             </w:tcBorders>
-            <w:tcMar>
-              <w:top w:type="dxa" w:w="70"/>
-              <w:left w:type="dxa" w:w="110"/>
-              <w:bottom w:type="dxa" w:w="70"/>
-              <w:right w:type="dxa" w:w="110"/>
-            </w:tcMar>
-            <w:vAlign w:val="center"/>
-          </w:tcPr>
-          <w:p>
-            <w:pPr>
-              <w:spacing w:after="0" w:line="252"/>
-            </w:pPr>
-            <w:r>
-              <w:rPr>
-                <w:color w:val="212B36"/>
-                <w:sz w:val="20"/>
-                <w:szCs w:val="20"/>
-              </w:rPr>
-              <w:t xml:space="preserve">Reporting &amp; analytics; SSO (Google Workspace / Microsoft); parent/student-facing request types; multi-school tenancy</w:t>
+            <w:shd w:fill="F4F7FB" w:val="clear"/>
+            <w:tcMar>
+              <w:top w:type="dxa" w:w="70"/>
+              <w:left w:type="dxa" w:w="110"/>
+              <w:bottom w:type="dxa" w:w="70"/>
+              <w:right w:type="dxa" w:w="110"/>
+            </w:tcMar>
+            <w:vAlign w:val="center"/>
+          </w:tcPr>
+          <w:p>
+            <w:pPr>
+              <w:spacing w:after="0" w:line="252"/>
+            </w:pPr>
+            <w:r>
+              <w:rPr>
+                <w:color w:val="212B36"/>
+                <w:sz w:val="20"/>
+                <w:szCs w:val="20"/>
+              </w:rPr>
+              <w:t xml:space="preserve">Reporting &amp; analytics; SSO (Google Workspace / Microsoft); parent/student-facing request types</w:t>
             </w:r>
           </w:p>
         </w:tc>
@@ -12300,6 +14196,7 @@
               <w:bottom w:val="single" w:color="D7DEE6" w:sz="4"/>
               <w:right w:val="single" w:color="D7DEE6" w:sz="4"/>
             </w:tcBorders>
+            <w:shd w:fill="F4F7FB" w:val="clear"/>
             <w:tcMar>
               <w:top w:type="dxa" w:w="70"/>
               <w:left w:type="dxa" w:w="110"/>
@@ -13141,6 +15038,262 @@
           </w:p>
         </w:tc>
       </w:tr>
+      <w:tr>
+        <w:tc>
+          <w:tcPr>
+            <w:tcW w:type="dxa" w:w="2256"/>
+            <w:tcBorders>
+              <w:top w:val="single" w:color="D7DEE6" w:sz="4"/>
+              <w:left w:val="single" w:color="D7DEE6" w:sz="4"/>
+              <w:bottom w:val="single" w:color="D7DEE6" w:sz="4"/>
+              <w:right w:val="single" w:color="D7DEE6" w:sz="4"/>
+            </w:tcBorders>
+            <w:shd w:fill="F4F7FB" w:val="clear"/>
+            <w:tcMar>
+              <w:top w:type="dxa" w:w="70"/>
+              <w:left w:type="dxa" w:w="110"/>
+              <w:bottom w:type="dxa" w:w="70"/>
+              <w:right w:type="dxa" w:w="110"/>
+            </w:tcMar>
+            <w:vAlign w:val="center"/>
+          </w:tcPr>
+          <w:p>
+            <w:pPr>
+              <w:spacing w:after="0" w:line="252"/>
+            </w:pPr>
+            <w:r>
+              <w:rPr>
+                <w:color w:val="212B36"/>
+                <w:sz w:val="20"/>
+                <w:szCs w:val="20"/>
+              </w:rPr>
+              <w:t xml:space="preserve">Bogus or duplicate schools registered through public signup</w:t>
+            </w:r>
+          </w:p>
+        </w:tc>
+        <w:tc>
+          <w:tcPr>
+            <w:tcW w:type="dxa" w:w="2256"/>
+            <w:tcBorders>
+              <w:top w:val="single" w:color="D7DEE6" w:sz="4"/>
+              <w:left w:val="single" w:color="D7DEE6" w:sz="4"/>
+              <w:bottom w:val="single" w:color="D7DEE6" w:sz="4"/>
+              <w:right w:val="single" w:color="D7DEE6" w:sz="4"/>
+            </w:tcBorders>
+            <w:shd w:fill="F4F7FB" w:val="clear"/>
+            <w:tcMar>
+              <w:top w:type="dxa" w:w="70"/>
+              <w:left w:type="dxa" w:w="110"/>
+              <w:bottom w:type="dxa" w:w="70"/>
+              <w:right w:type="dxa" w:w="110"/>
+            </w:tcMar>
+            <w:vAlign w:val="center"/>
+          </w:tcPr>
+          <w:p>
+            <w:pPr>
+              <w:spacing w:after="0" w:line="252"/>
+            </w:pPr>
+            <w:r>
+              <w:rPr>
+                <w:color w:val="212B36"/>
+                <w:sz w:val="20"/>
+                <w:szCs w:val="20"/>
+              </w:rPr>
+              <w:t xml:space="preserve">Medium</w:t>
+            </w:r>
+          </w:p>
+        </w:tc>
+        <w:tc>
+          <w:tcPr>
+            <w:tcW w:type="dxa" w:w="2256"/>
+            <w:tcBorders>
+              <w:top w:val="single" w:color="D7DEE6" w:sz="4"/>
+              <w:left w:val="single" w:color="D7DEE6" w:sz="4"/>
+              <w:bottom w:val="single" w:color="D7DEE6" w:sz="4"/>
+              <w:right w:val="single" w:color="D7DEE6" w:sz="4"/>
+            </w:tcBorders>
+            <w:shd w:fill="F4F7FB" w:val="clear"/>
+            <w:tcMar>
+              <w:top w:type="dxa" w:w="70"/>
+              <w:left w:type="dxa" w:w="110"/>
+              <w:bottom w:type="dxa" w:w="70"/>
+              <w:right w:type="dxa" w:w="110"/>
+            </w:tcMar>
+            <w:vAlign w:val="center"/>
+          </w:tcPr>
+          <w:p>
+            <w:pPr>
+              <w:spacing w:after="0" w:line="252"/>
+            </w:pPr>
+            <w:r>
+              <w:rPr>
+                <w:color w:val="212B36"/>
+                <w:sz w:val="20"/>
+                <w:szCs w:val="20"/>
+              </w:rPr>
+              <w:t xml:space="preserve">Medium</w:t>
+            </w:r>
+          </w:p>
+        </w:tc>
+        <w:tc>
+          <w:tcPr>
+            <w:tcW w:type="dxa" w:w="2258"/>
+            <w:tcBorders>
+              <w:top w:val="single" w:color="D7DEE6" w:sz="4"/>
+              <w:left w:val="single" w:color="D7DEE6" w:sz="4"/>
+              <w:bottom w:val="single" w:color="D7DEE6" w:sz="4"/>
+              <w:right w:val="single" w:color="D7DEE6" w:sz="4"/>
+            </w:tcBorders>
+            <w:shd w:fill="F4F7FB" w:val="clear"/>
+            <w:tcMar>
+              <w:top w:type="dxa" w:w="70"/>
+              <w:left w:type="dxa" w:w="110"/>
+              <w:bottom w:type="dxa" w:w="70"/>
+              <w:right w:type="dxa" w:w="110"/>
+            </w:tcMar>
+            <w:vAlign w:val="center"/>
+          </w:tcPr>
+          <w:p>
+            <w:pPr>
+              <w:spacing w:after="0" w:line="252"/>
+            </w:pPr>
+            <w:r>
+              <w:rPr>
+                <w:color w:val="212B36"/>
+                <w:sz w:val="20"/>
+                <w:szCs w:val="20"/>
+              </w:rPr>
+              <w:t xml:space="preserve">Nothing is live before a human approves it; email ownership proved by OTP; duplicate school names refused case-insensitively; rate limits per address and per IP</w:t>
+            </w:r>
+          </w:p>
+        </w:tc>
+      </w:tr>
+      <w:tr>
+        <w:tc>
+          <w:tcPr>
+            <w:tcW w:type="dxa" w:w="2256"/>
+            <w:tcBorders>
+              <w:top w:val="single" w:color="D7DEE6" w:sz="4"/>
+              <w:left w:val="single" w:color="D7DEE6" w:sz="4"/>
+              <w:bottom w:val="single" w:color="D7DEE6" w:sz="4"/>
+              <w:right w:val="single" w:color="D7DEE6" w:sz="4"/>
+            </w:tcBorders>
+            <w:tcMar>
+              <w:top w:type="dxa" w:w="70"/>
+              <w:left w:type="dxa" w:w="110"/>
+              <w:bottom w:type="dxa" w:w="70"/>
+              <w:right w:type="dxa" w:w="110"/>
+            </w:tcMar>
+            <w:vAlign w:val="center"/>
+          </w:tcPr>
+          <w:p>
+            <w:pPr>
+              <w:spacing w:after="0" w:line="252"/>
+            </w:pPr>
+            <w:r>
+              <w:rPr>
+                <w:color w:val="212B36"/>
+                <w:sz w:val="20"/>
+                <w:szCs w:val="20"/>
+              </w:rPr>
+              <w:t xml:space="preserve">Review queue not watched, leaving real schools waiting</w:t>
+            </w:r>
+          </w:p>
+        </w:tc>
+        <w:tc>
+          <w:tcPr>
+            <w:tcW w:type="dxa" w:w="2256"/>
+            <w:tcBorders>
+              <w:top w:val="single" w:color="D7DEE6" w:sz="4"/>
+              <w:left w:val="single" w:color="D7DEE6" w:sz="4"/>
+              <w:bottom w:val="single" w:color="D7DEE6" w:sz="4"/>
+              <w:right w:val="single" w:color="D7DEE6" w:sz="4"/>
+            </w:tcBorders>
+            <w:tcMar>
+              <w:top w:type="dxa" w:w="70"/>
+              <w:left w:type="dxa" w:w="110"/>
+              <w:bottom w:type="dxa" w:w="70"/>
+              <w:right w:type="dxa" w:w="110"/>
+            </w:tcMar>
+            <w:vAlign w:val="center"/>
+          </w:tcPr>
+          <w:p>
+            <w:pPr>
+              <w:spacing w:after="0" w:line="252"/>
+            </w:pPr>
+            <w:r>
+              <w:rPr>
+                <w:color w:val="212B36"/>
+                <w:sz w:val="20"/>
+                <w:szCs w:val="20"/>
+              </w:rPr>
+              <w:t xml:space="preserve">Medium</w:t>
+            </w:r>
+          </w:p>
+        </w:tc>
+        <w:tc>
+          <w:tcPr>
+            <w:tcW w:type="dxa" w:w="2256"/>
+            <w:tcBorders>
+              <w:top w:val="single" w:color="D7DEE6" w:sz="4"/>
+              <w:left w:val="single" w:color="D7DEE6" w:sz="4"/>
+              <w:bottom w:val="single" w:color="D7DEE6" w:sz="4"/>
+              <w:right w:val="single" w:color="D7DEE6" w:sz="4"/>
+            </w:tcBorders>
+            <w:tcMar>
+              <w:top w:type="dxa" w:w="70"/>
+              <w:left w:type="dxa" w:w="110"/>
+              <w:bottom w:type="dxa" w:w="70"/>
+              <w:right w:type="dxa" w:w="110"/>
+            </w:tcMar>
+            <w:vAlign w:val="center"/>
+          </w:tcPr>
+          <w:p>
+            <w:pPr>
+              <w:spacing w:after="0" w:line="252"/>
+            </w:pPr>
+            <w:r>
+              <w:rPr>
+                <w:color w:val="212B36"/>
+                <w:sz w:val="20"/>
+                <w:szCs w:val="20"/>
+              </w:rPr>
+              <w:t xml:space="preserve">High</w:t>
+            </w:r>
+          </w:p>
+        </w:tc>
+        <w:tc>
+          <w:tcPr>
+            <w:tcW w:type="dxa" w:w="2258"/>
+            <w:tcBorders>
+              <w:top w:val="single" w:color="D7DEE6" w:sz="4"/>
+              <w:left w:val="single" w:color="D7DEE6" w:sz="4"/>
+              <w:bottom w:val="single" w:color="D7DEE6" w:sz="4"/>
+              <w:right w:val="single" w:color="D7DEE6" w:sz="4"/>
+            </w:tcBorders>
+            <w:tcMar>
+              <w:top w:type="dxa" w:w="70"/>
+              <w:left w:type="dxa" w:w="110"/>
+              <w:bottom w:type="dxa" w:w="70"/>
+              <w:right w:type="dxa" w:w="110"/>
+            </w:tcMar>
+            <w:vAlign w:val="center"/>
+          </w:tcPr>
+          <w:p>
+            <w:pPr>
+              <w:spacing w:after="0" w:line="252"/>
+            </w:pPr>
+            <w:r>
+              <w:rPr>
+                <w:color w:val="212B36"/>
+                <w:sz w:val="20"/>
+                <w:szCs w:val="20"/>
+              </w:rPr>
+              <w:t xml:space="preserve">Every platform administrator is emailed on submission, and the console opens on the queue with a count</w:t>
+            </w:r>
+          </w:p>
+        </w:tc>
+      </w:tr>
     </w:tbl>
     <w:p>
       <w:pPr>
@@ -13232,6 +15385,42 @@
           <w:szCs w:val="21"/>
         </w:rPr>
         <w:t xml:space="preserve">Per-school branding/white-labelling — needed for v1.x?</w:t>
+      </w:r>
+    </w:p>
+    <w:p>
+      <w:pPr>
+        <w:pStyle w:val="ListParagraph"/>
+        <w:numPr>
+          <w:ilvl w:val="0"/>
+          <w:numId w:val="3"/>
+        </w:numPr>
+        <w:spacing w:after="80" w:line="276"/>
+      </w:pPr>
+      <w:r>
+        <w:rPr>
+          <w:color w:val="212B36"/>
+          <w:sz w:val="21"/>
+          <w:szCs w:val="21"/>
+        </w:rPr>
+        <w:t xml:space="preserve">What turnaround should we commit to for reviewing a registration, and who is on the rota?</w:t>
+      </w:r>
+    </w:p>
+    <w:p>
+      <w:pPr>
+        <w:pStyle w:val="ListParagraph"/>
+        <w:numPr>
+          <w:ilvl w:val="0"/>
+          <w:numId w:val="3"/>
+        </w:numPr>
+        <w:spacing w:after="80" w:line="276"/>
+      </w:pPr>
+      <w:r>
+        <w:rPr>
+          <w:color w:val="212B36"/>
+          <w:sz w:val="21"/>
+          <w:szCs w:val="21"/>
+        </w:rPr>
+        <w:t xml:space="preserve">Should an approved school be able to invite a second Super Admin, or does the platform remain the only route to one?</w:t>
       </w:r>
     </w:p>
     <w:p>
